--- a/chapter-3/stata-excel/readme.docx
+++ b/chapter-3/stata-excel/readme.docx
@@ -1,6 +1,6 @@
 
 <file path=word/document.xml><?xml version="1.0" encoding="utf-8"?>
-<w:document xmlns:wpc="http://schemas.microsoft.com/office/word/2010/wordprocessingCanvas" xmlns:mc="http://schemas.openxmlformats.org/markup-compatibility/2006" xmlns:o="urn:schemas-microsoft-com:office:office" xmlns:r="http://schemas.openxmlformats.org/officeDocument/2006/relationships" xmlns:m="http://schemas.openxmlformats.org/officeDocument/2006/math" xmlns:v="urn:schemas-microsoft-com:vml" xmlns:wp14="http://schemas.microsoft.com/office/word/2010/wordprocessingDrawing" xmlns:wp="http://schemas.openxmlformats.org/drawingml/2006/wordprocessingDrawing" xmlns:w10="urn:schemas-microsoft-com:office:word" xmlns:w="http://schemas.openxmlformats.org/wordprocessingml/2006/main" xmlns:w14="http://schemas.microsoft.com/office/word/2010/wordml" xmlns:w15="http://schemas.microsoft.com/office/word/2012/wordml" xmlns:wpg="http://schemas.microsoft.com/office/word/2010/wordprocessingGroup" xmlns:wpi="http://schemas.microsoft.com/office/word/2010/wordprocessingInk" xmlns:wne="http://schemas.microsoft.com/office/word/2006/wordml" xmlns:wps="http://schemas.microsoft.com/office/word/2010/wordprocessingShape" xmlns:cx="http://schemas.microsoft.com/office/drawing/2014/chartex" xmlns:cx1="http://schemas.microsoft.com/office/drawing/2015/9/8/chartex" xmlns:cx2="http://schemas.microsoft.com/office/drawing/2015/10/21/chartex" xmlns:cx3="http://schemas.microsoft.com/office/drawing/2016/5/9/chartex" xmlns:cx4="http://schemas.microsoft.com/office/drawing/2016/5/10/chartex" xmlns:cx5="http://schemas.microsoft.com/office/drawing/2016/5/11/chartex" xmlns:cx6="http://schemas.microsoft.com/office/drawing/2016/5/12/chartex" xmlns:cx7="http://schemas.microsoft.com/office/drawing/2016/5/13/chartex" xmlns:cx8="http://schemas.microsoft.com/office/drawing/2016/5/14/chartex" xmlns:aink="http://schemas.microsoft.com/office/drawing/2016/ink" xmlns:am3d="http://schemas.microsoft.com/office/drawing/2017/model3d" xmlns:w16cex="http://schemas.microsoft.com/office/word/2018/wordml/cex" xmlns:w16cid="http://schemas.microsoft.com/office/word/2016/wordml/cid" xmlns:w16="http://schemas.microsoft.com/office/word/2018/wordml" xmlns:w16sdtdh="http://schemas.microsoft.com/office/word/2020/wordml/sdtdatahash" xmlns:w16se="http://schemas.microsoft.com/office/word/2015/wordml/symex" mc:Ignorable="w14 w15 wp14">
+<w:document xmlns:wpc="http://schemas.microsoft.com/office/word/2010/wordprocessingCanvas" xmlns:cx="http://schemas.microsoft.com/office/drawing/2014/chartex" xmlns:cx1="http://schemas.microsoft.com/office/drawing/2015/9/8/chartex" xmlns:cx2="http://schemas.microsoft.com/office/drawing/2015/10/21/chartex" xmlns:cx3="http://schemas.microsoft.com/office/drawing/2016/5/9/chartex" xmlns:cx4="http://schemas.microsoft.com/office/drawing/2016/5/10/chartex" xmlns:cx5="http://schemas.microsoft.com/office/drawing/2016/5/11/chartex" xmlns:cx6="http://schemas.microsoft.com/office/drawing/2016/5/12/chartex" xmlns:cx7="http://schemas.microsoft.com/office/drawing/2016/5/13/chartex" xmlns:cx8="http://schemas.microsoft.com/office/drawing/2016/5/14/chartex" xmlns:mc="http://schemas.openxmlformats.org/markup-compatibility/2006" xmlns:aink="http://schemas.microsoft.com/office/drawing/2016/ink" xmlns:am3d="http://schemas.microsoft.com/office/drawing/2017/model3d" xmlns:o="urn:schemas-microsoft-com:office:office" xmlns:oel="http://schemas.microsoft.com/office/2019/extlst" xmlns:r="http://schemas.openxmlformats.org/officeDocument/2006/relationships" xmlns:m="http://schemas.openxmlformats.org/officeDocument/2006/math" xmlns:v="urn:schemas-microsoft-com:vml" xmlns:wp14="http://schemas.microsoft.com/office/word/2010/wordprocessingDrawing" xmlns:wp="http://schemas.openxmlformats.org/drawingml/2006/wordprocessingDrawing" xmlns:w10="urn:schemas-microsoft-com:office:word" xmlns:w="http://schemas.openxmlformats.org/wordprocessingml/2006/main" xmlns:w14="http://schemas.microsoft.com/office/word/2010/wordml" xmlns:w15="http://schemas.microsoft.com/office/word/2012/wordml" xmlns:w16cex="http://schemas.microsoft.com/office/word/2018/wordml/cex" xmlns:w16cid="http://schemas.microsoft.com/office/word/2016/wordml/cid" xmlns:w16="http://schemas.microsoft.com/office/word/2018/wordml" xmlns:w16du="http://schemas.microsoft.com/office/word/2023/wordml/word16du" xmlns:w16sdtdh="http://schemas.microsoft.com/office/word/2020/wordml/sdtdatahash" xmlns:w16sdtfl="http://schemas.microsoft.com/office/word/2024/wordml/sdtformatlock" xmlns:w16se="http://schemas.microsoft.com/office/word/2015/wordml/symex" xmlns:wpg="http://schemas.microsoft.com/office/word/2010/wordprocessingGroup" xmlns:wpi="http://schemas.microsoft.com/office/word/2010/wordprocessingInk" xmlns:wne="http://schemas.microsoft.com/office/word/2006/wordml" xmlns:wps="http://schemas.microsoft.com/office/word/2010/wordprocessingShape" mc:Ignorable="w14 w15 w16se w16cid w16 w16cex w16sdtdh w16sdtfl w16du wp14">
   <w:body>
     <w:p>
       <w:pPr>
@@ -8,7 +8,7 @@
         <w:spacing w:before="240" w:after="120"/>
       </w:pPr>
       <w:r>
-        <w:t xml:space="preserve">README</w:t>
+        <w:t>README</w:t>
       </w:r>
     </w:p>
     <w:p>
@@ -16,7 +16,7 @@
         <w:spacing w:after="120"/>
       </w:pPr>
       <w:r>
-        <w:t xml:space="preserve">This repository contains the data, scripts, and analyses supporting the World Bank report on regulatory and governance challenges in Peru's infrastructure sectors, with a focus on telecommunications. Topics covered include the impact of leadership changes on regulatory milestones, private sector constraints from policy mandates, governance-outcome relationships, and cross-country comparisons of regulatory stringency, regulator governance, and ICT affordability.</w:t>
+        <w:t>This repository contains the data, scripts, and analyses supporting the World Bank report on regulatory and governance challenges in Peru's infrastructure sectors, with a focus on telecommunications. Topics covered include the impact of leadership changes on regulatory milestones, private sector constraints from policy mandates, governance-outcome relationships, and cross-country comparisons of regulatory stringency, regulator governance, and ICT affordability.</w:t>
       </w:r>
     </w:p>
     <w:p>
@@ -24,7 +24,7 @@
         <w:spacing w:after="120"/>
       </w:pPr>
       <w:r>
-        <w:t xml:space="preserve">Key data sources: Ministry of Justice (Peru); Ministry of Transportation and Communications (Peru); World Bank CPSDs, WDI, and country income classifications; OECD PMR sector indicators and 2023 GSR indicators; ITU ICT Price Baskets.</w:t>
+        <w:t>Key data sources: Ministry of Justice (Peru); Ministry of Transportation and Communications (Peru); World Bank CPSDs, WDI, and country income classifications; OECD PMR sector indicators and 2023 GSR indicators; ITU ICT Price Baskets.</w:t>
       </w:r>
     </w:p>
     <w:p>
@@ -32,13 +32,13 @@
         <w:spacing w:after="120"/>
       </w:pPr>
       <w:r>
-        <w:t xml:space="preserve">Peru-specific figures were prepared in Excel; cross-country figures were produced in Stata using the master do-file 1_Figure.do.</w:t>
+        <w:t>Peru-specific figures were prepared in Excel; cross-country figures were produced in Stata using the master do-file 1_Figure.do.</w:t>
       </w:r>
     </w:p>
     <w:p>
       <w:pPr>
         <w:pBdr>
-          <w:bottom w:val="single" w:color="CCCCCC" w:sz="6"/>
+          <w:bottom w:val="single" w:sz="6" w:space="0" w:color="CCCCCC"/>
         </w:pBdr>
         <w:spacing w:before="120" w:after="120"/>
       </w:pPr>
@@ -49,7 +49,7 @@
         <w:spacing w:before="240" w:after="120"/>
       </w:pPr>
       <w:r>
-        <w:t xml:space="preserve">Reproducibility Setup</w:t>
+        <w:t>Reproducibility Setup</w:t>
       </w:r>
     </w:p>
     <w:p>
@@ -57,7 +57,7 @@
         <w:spacing w:after="120"/>
       </w:pPr>
       <w:r>
-        <w:t xml:space="preserve">1_Figure.do is the master script and produces Figures 3.3 and 3.6 (panels a–d). Set the working directory in the global root macro at the top of the file. The script expects three subfolders:</w:t>
+        <w:t>1_Figure.do is the master script and produces Figures 3.3 and 3.6 (panels a–d). Set the working directory in the global root macro at the top of the file. The script expects three subfolders:</w:t>
       </w:r>
     </w:p>
     <w:p>
@@ -70,7 +70,7 @@
         <w:spacing w:after="60"/>
       </w:pPr>
       <w:r>
-        <w:t xml:space="preserve">/Datain — raw inputs</w:t>
+        <w:t>/Datain — raw inputs</w:t>
       </w:r>
     </w:p>
     <w:p>
@@ -83,7 +83,7 @@
         <w:spacing w:after="60"/>
       </w:pPr>
       <w:r>
-        <w:t xml:space="preserve">/Output — figures and intermediate datasets</w:t>
+        <w:t>/Output — figures and intermediate datasets</w:t>
       </w:r>
     </w:p>
     <w:p>
@@ -96,7 +96,7 @@
         <w:spacing w:after="60"/>
       </w:pPr>
       <w:r>
-        <w:t xml:space="preserve">/Do — do-files</w:t>
+        <w:t>/Do — do-files</w:t>
       </w:r>
     </w:p>
     <w:p>
@@ -104,13 +104,13 @@
         <w:spacing w:after="120"/>
       </w:pPr>
       <w:r>
-        <w:t xml:space="preserve">The wbopendata package is auto-installed if not present. At runtime, the script generates 2labelvars.do, which assigns variable labels to GSR question codes. This file is overwritten on each run and should not be edited manually.</w:t>
+        <w:t>The wbopendata package is auto-installed if not present. At runtime, the script generates 2labelvars.do, which assigns variable labels to GSR question codes. This file is overwritten on each run and should not be edited manually.</w:t>
       </w:r>
     </w:p>
     <w:p>
       <w:pPr>
         <w:pBdr>
-          <w:bottom w:val="single" w:color="CCCCCC" w:sz="6"/>
+          <w:bottom w:val="single" w:sz="6" w:space="0" w:color="CCCCCC"/>
         </w:pBdr>
         <w:spacing w:before="120" w:after="120"/>
       </w:pPr>
@@ -121,7 +121,7 @@
         <w:spacing w:before="240" w:after="120"/>
       </w:pPr>
       <w:r>
-        <w:t xml:space="preserve">Figure 3.3: Regulatory Stringency and ICT Affordability Across Income Levels</w:t>
+        <w:t>Figure 3.3: Regulatory Stringency and ICT Affordability Across Income Levels</w:t>
       </w:r>
     </w:p>
     <w:p>
@@ -130,7 +130,7 @@
         <w:spacing w:before="240" w:after="120"/>
       </w:pPr>
       <w:r>
-        <w:t xml:space="preserve">Data</w:t>
+        <w:t>Data</w:t>
       </w:r>
     </w:p>
     <w:p>
@@ -145,29 +145,29 @@
       <w:r>
         <w:t xml:space="preserve">OECD PMR Sector Indicators, 2023–24 wave. </w:t>
       </w:r>
-      <w:hyperlink w:history="1" r:id="rIdesvh6ymibzeag9w9rmivp">
+      <w:hyperlink r:id="rId7" w:history="1">
         <w:r>
           <w:rPr>
             <w:color w:val="0563C1"/>
             <w:u w:val="single"/>
           </w:rPr>
-          <w:t xml:space="preserve">Download</w:t>
+          <w:t>Download</w:t>
         </w:r>
       </w:hyperlink>
       <w:r>
         <w:t xml:space="preserve"> (</w:t>
       </w:r>
-      <w:hyperlink w:history="1" r:id="rIdfyitudiv2lcsdazfofyhy">
+      <w:hyperlink r:id="rId8" w:history="1">
         <w:r>
           <w:rPr>
             <w:color w:val="0563C1"/>
             <w:u w:val="single"/>
           </w:rPr>
-          <w:t xml:space="preserve">direct file</w:t>
+          <w:t>direct file</w:t>
         </w:r>
       </w:hyperlink>
       <w:r>
-        <w:t xml:space="preserve">). Accessed August 2025. The script reads sheet PMRSectorNetwork2023-24clea from $raw/UpdatedPMR Sector Indicator2023-24 and 2018.xlsx. Column names were manually adjusted for Stata compatibility. Variable used (x-axis): ecommunicationsmobile_ecomm. Note: The OECD has refreshed this file since access; replication against the current version may yield slightly different values.</w:t>
+        <w:t>). Accessed August 2025. The script reads sheet PMRSectorNetwork2023-24clea from $raw/UpdatedPMR Sector Indicator2023-24 and 2018.xlsx. Column names were manually adjusted for Stata compatibility. Variable used (x-axis): ecommunicationsmobile_ecomm. Note: The OECD has refreshed this file since access; replication against the current version may yield slightly different values.</w:t>
       </w:r>
     </w:p>
     <w:p>
@@ -182,17 +182,17 @@
       <w:r>
         <w:t xml:space="preserve">ITU ICT Price Baskets, 2008–2024. </w:t>
       </w:r>
-      <w:hyperlink w:history="1" r:id="rIdxfko0gaubk4j8kxjeppce">
+      <w:hyperlink r:id="rId9" w:history="1">
         <w:r>
           <w:rPr>
             <w:color w:val="0563C1"/>
             <w:u w:val="single"/>
           </w:rPr>
-          <w:t xml:space="preserve">Download</w:t>
+          <w:t>Download</w:t>
         </w:r>
       </w:hyperlink>
       <w:r>
-        <w:t xml:space="preserve">. Accessed June 12, 2025. The script reads sheet economies2008-2024 from $raw/ITUICTPriceBaskets2008-2024.xlsx. Variable used (y-axis): i271mbts_gni (data-only mobile-broadband basket as % of GNI per capita), year 2023. Note: ITU has refreshed this data; replication with the latest version may yield different results.</w:t>
+        <w:t>. Accessed June 12, 2025. The script reads sheet economies2008-2024 from $raw/ITUICTPriceBaskets2008-2024.xlsx. Variable used (y-axis): i271mbts_gni (data-only mobile-broadband basket as % of GNI per capita), year 2023. Note: ITU has refreshed this data; replication with the latest version may yield different results.</w:t>
       </w:r>
     </w:p>
     <w:p>
@@ -207,17 +207,17 @@
       <w:r>
         <w:t xml:space="preserve">World Bank Country Income Classification, July 2025. File: $raw/CLASS202507_02.xlsx. </w:t>
       </w:r>
-      <w:hyperlink w:history="1" r:id="rIdeibwteaq930cfagkfwnxp">
+      <w:hyperlink r:id="rId10" w:history="1">
         <w:r>
           <w:rPr>
             <w:color w:val="0563C1"/>
             <w:u w:val="single"/>
           </w:rPr>
-          <w:t xml:space="preserve">Reference</w:t>
+          <w:t>Reference</w:t>
         </w:r>
       </w:hyperlink>
       <w:r>
-        <w:t xml:space="preserve">. Income groups (HIC, UMC, LMC) are added to the PMR Excel file via VLOOKUP before Stata import. This step must be completed before running the script.</w:t>
+        <w:t>. Income groups (HIC, UMC, LMC) are added to the PMR Excel file via VLOOKUP before Stata import. This step must be completed before running the script.</w:t>
       </w:r>
     </w:p>
     <w:p>
@@ -230,7 +230,7 @@
         <w:spacing w:after="60"/>
       </w:pPr>
       <w:r>
-        <w:t xml:space="preserve">World Development Indicators (WDI). Pulled live via wbopendata. For Figure 3.3, WDI variables are loaded into the working file for context but are not used in the published chart, which relies solely on PMR and ITU data.</w:t>
+        <w:t>World Development Indicators (WDI). Pulled live via wbopendata. For Figure 3.3, WDI variables are loaded into the working file for context but are not used in the published chart, which relies solely on PMR and ITU data.</w:t>
       </w:r>
     </w:p>
     <w:p>
@@ -239,7 +239,7 @@
         <w:spacing w:before="240" w:after="120"/>
       </w:pPr>
       <w:r>
-        <w:t xml:space="preserve">Construction Notes</w:t>
+        <w:t>Construction Notes</w:t>
       </w:r>
     </w:p>
     <w:p>
@@ -247,13 +247,13 @@
         <w:spacing w:after="120"/>
       </w:pPr>
       <w:r>
-        <w:t xml:space="preserve">Albania (ALB) is dropped as an outlier. Observations are split into HIC, UMC, and LMC series; a linear fit (lfit) is overlaid on the pooled sample. Output: Figure3.3comms_price.png saved to $clean/Charts/.</w:t>
+        <w:t>Albania (ALB) is dropped as an outlier. Observations are split into HIC, UMC, and LMC series; a linear fit (lfit) is overlaid on the pooled sample. Output: Figure3.3comms_price.png saved to $clean/Charts/.</w:t>
       </w:r>
     </w:p>
     <w:p>
       <w:pPr>
         <w:pBdr>
-          <w:bottom w:val="single" w:color="CCCCCC" w:sz="6"/>
+          <w:bottom w:val="single" w:sz="6" w:space="0" w:color="CCCCCC"/>
         </w:pBdr>
         <w:spacing w:before="120" w:after="120"/>
       </w:pPr>
@@ -264,7 +264,7 @@
         <w:spacing w:before="240" w:after="120"/>
       </w:pPr>
       <w:r>
-        <w:t xml:space="preserve">Figure 3.6 (a–d): Regulator Financing Arrangements Across Income Levels</w:t>
+        <w:t>Figure 3.6 (a–d): Regulator Financing Arrangements Across Income Levels</w:t>
       </w:r>
     </w:p>
     <w:p>
@@ -272,7 +272,8 @@
         <w:spacing w:after="120"/>
       </w:pPr>
       <w:r>
-        <w:t xml:space="preserve">The four panels show financing arrangements for: (a) Telecoms (Q2ba22), (b) Rail (Q3aba22), (c) Air transportation (Q3bba22), and (d) Energy (Q1ba22) regulators. All panels use the same underlying question: "Is the regulator funded through fees, the national budget, or a mix of both?"</w:t>
+        <w:lastRenderedPageBreak/>
+        <w:t>The four panels show financing arrangements for: (a) Telecoms (Q2ba22), (b) Rail (Q3aba22), (c) Air transportation (Q3bba22), and (d) Energy (Q1ba22) regulators. All panels use the same underlying question: "Is the regulator funded through fees, the national budget, or a mix of both?"</w:t>
       </w:r>
     </w:p>
     <w:p>
@@ -281,7 +282,7 @@
         <w:spacing w:before="240" w:after="120"/>
       </w:pPr>
       <w:r>
-        <w:t xml:space="preserve">Data</w:t>
+        <w:t>Data</w:t>
       </w:r>
     </w:p>
     <w:p>
@@ -296,29 +297,29 @@
       <w:r>
         <w:t xml:space="preserve">OECD 2023 Indicators on the Governance of Sector Regulators (GSR). </w:t>
       </w:r>
-      <w:hyperlink w:history="1" r:id="rIdjzbaazq_6wasvn6bcj8yv">
+      <w:hyperlink r:id="rId11" w:history="1">
         <w:r>
           <w:rPr>
             <w:color w:val="0563C1"/>
             <w:u w:val="single"/>
           </w:rPr>
-          <w:t xml:space="preserve">Download</w:t>
+          <w:t>Download</w:t>
         </w:r>
       </w:hyperlink>
       <w:r>
         <w:t xml:space="preserve"> (</w:t>
       </w:r>
-      <w:hyperlink w:history="1" r:id="rIdtaepytvcqjyk6iizt9lpm">
+      <w:hyperlink r:id="rId12" w:history="1">
         <w:r>
           <w:rPr>
             <w:color w:val="0563C1"/>
             <w:u w:val="single"/>
           </w:rPr>
-          <w:t xml:space="preserve">direct file</w:t>
+          <w:t>direct file</w:t>
         </w:r>
       </w:hyperlink>
       <w:r>
-        <w:t xml:space="preserve">.xlsx)). Accessed September 2025. The script reads sheet Databaseclean from $raw/GSRData.xlsx. The OECD file was lightly cleaned (sheet structure flattened) for Stata import. Brazil reports two regulators in some sectors; the second entry (variables suffixed BRA2) is dropped to avoid double-counting.</w:t>
+        <w:t>.xlsx)). Accessed September 2025. The script reads sheet Databaseclean from $raw/GSRData.xlsx. The OECD file was lightly cleaned (sheet structure flattened) for Stata import. Brazil reports two regulators in some sectors; the second entry (variables suffixed BRA2) is dropped to avoid double-counting.</w:t>
       </w:r>
     </w:p>
     <w:p>
@@ -331,7 +332,7 @@
         <w:spacing w:after="60"/>
       </w:pPr>
       <w:r>
-        <w:t xml:space="preserve">World Development Indicators (WDI). Pulled via wbopendata. Variables used: NY.GNP.PCAP.CD (GNI per capita, current USD) for income tercile construction; NY.GDP.PCAP.PP.KD (GDP per capita, PPP, constant 2021 USD) retained for reference. Year: 2023.</w:t>
+        <w:t>World Development Indicators (WDI). Pulled via wbopendata. Variables used: NY.GNP.PCAP.CD (GNI per capita, current USD) for income tercile construction; NY.GDP.PCAP.PP.KD (GDP per capita, PPP, constant 2021 USD) retained for reference. Year: 2023.</w:t>
       </w:r>
     </w:p>
     <w:p>
@@ -344,7 +345,7 @@
         <w:spacing w:after="60"/>
       </w:pPr>
       <w:r>
-        <w:t xml:space="preserve">World Bank Country Income Classification (CLASS202507_02.xlsx) is available as a complementary reference, but income stratification in this figure uses GNI per capita terciles computed inline.</w:t>
+        <w:t>World Bank Country Income Classification (CLASS202507_02.xlsx) is available as a complementary reference, but income stratification in this figure uses GNI per capita terciles computed inline.</w:t>
       </w:r>
     </w:p>
     <w:p>
@@ -353,7 +354,7 @@
         <w:spacing w:before="240" w:after="120"/>
       </w:pPr>
       <w:r>
-        <w:t xml:space="preserve">Construction Notes</w:t>
+        <w:t>Construction Notes</w:t>
       </w:r>
     </w:p>
     <w:p>
@@ -361,7 +362,7 @@
         <w:spacing w:after="120"/>
       </w:pPr>
       <w:r>
-        <w:t xml:space="preserve">Income terciles are computed with xtile quint = gnipccurrent, nq(3). (The variable name quint is a holdover; the figure uses three groups.) Tercile 1 = lowest GNI-per-capita third; tercile 3 = highest. Stacked bars show the share of countries in each tercile by financing arrangement (budget, fees, or both); bars sum to 100% within each tercile.</w:t>
+        <w:t>Income terciles are computed with xtile quint = gnipccurrent, nq(3). (The variable name quint is a holdover; the figure uses three groups.) Tercile 1 = lowest GNI-per-capita third; tercile 3 = highest. Stacked bars show the share of countries in each tercile by financing arrangement (budget, fees, or both); bars sum to 100% within each tercile.</w:t>
       </w:r>
     </w:p>
     <w:p>
@@ -370,7 +371,7 @@
         <w:spacing w:before="240" w:after="120"/>
       </w:pPr>
       <w:r>
-        <w:t xml:space="preserve">Output Files ($clean/charts/)</w:t>
+        <w:t>Output Files ($clean/charts/)</w:t>
       </w:r>
     </w:p>
     <w:p>
@@ -383,7 +384,7 @@
         <w:spacing w:after="60"/>
       </w:pPr>
       <w:r>
-        <w:t xml:space="preserve">Fig36CommsSourcesgraphQ2ba22.png — Panel A: Telecoms</w:t>
+        <w:t>Fig36CommsSourcesgraphQ2ba22.png — Panel A: Telecoms</w:t>
       </w:r>
     </w:p>
     <w:p>
@@ -396,7 +397,7 @@
         <w:spacing w:after="60"/>
       </w:pPr>
       <w:r>
-        <w:t xml:space="preserve">Fig36RailSourcesgraphQ3aba22.png — Panel B: Rail</w:t>
+        <w:t>Fig36RailSourcesgraphQ3aba22.png — Panel B: Rail</w:t>
       </w:r>
     </w:p>
     <w:p>
@@ -409,7 +410,7 @@
         <w:spacing w:after="60"/>
       </w:pPr>
       <w:r>
-        <w:t xml:space="preserve">Fig36AirSourcesgraphQ3bba22.png — Panel C: Air transportation</w:t>
+        <w:t>Fig36AirSourcesgraphQ3bba22.png — Panel C: Air transportation</w:t>
       </w:r>
     </w:p>
     <w:p>
@@ -422,13 +423,13 @@
         <w:spacing w:after="60"/>
       </w:pPr>
       <w:r>
-        <w:t xml:space="preserve">Fig36EnergySourcesgraphQ1ba22.png — Panel D: Energy</w:t>
+        <w:t>Fig36EnergySourcesgraphQ1ba22.png — Panel D: Energy</w:t>
       </w:r>
     </w:p>
     <w:p>
       <w:pPr>
         <w:pBdr>
-          <w:bottom w:val="single" w:color="CCCCCC" w:sz="6"/>
+          <w:bottom w:val="single" w:sz="6" w:space="0" w:color="CCCCCC"/>
         </w:pBdr>
         <w:spacing w:before="120" w:after="120"/>
       </w:pPr>
@@ -439,7 +440,7 @@
         <w:spacing w:before="240" w:after="120"/>
       </w:pPr>
       <w:r>
-        <w:t xml:space="preserve">Figure 3.12: Leadership Turnover and Regulatory Milestones (Peru)</w:t>
+        <w:t>Figure 3.12: Leadership Turnover and Regulatory Milestones (Peru)</w:t>
       </w:r>
     </w:p>
     <w:p>
@@ -447,7 +448,7 @@
         <w:spacing w:after="120"/>
       </w:pPr>
       <w:r>
-        <w:t xml:space="preserve">This figure replaces the chart previously labeled E.5 / 4.9. All inputs, including the compilation Excel file and underlying PDF norms, are consolidated in $raw/MinisterialTurnOver/.</w:t>
+        <w:t>This figure replaces the chart previously labeled E.5 / 4.9. All inputs, including the compilation Excel file and underlying PDF norms, are consolidated in $raw/MinisterialTurnOver/.</w:t>
       </w:r>
     </w:p>
     <w:p>
@@ -456,7 +457,7 @@
         <w:spacing w:before="240" w:after="120"/>
       </w:pPr>
       <w:r>
-        <w:t xml:space="preserve">Data</w:t>
+        <w:t>Data</w:t>
       </w:r>
     </w:p>
     <w:p>
@@ -471,17 +472,17 @@
       <w:r>
         <w:t xml:space="preserve">Ministerial duration. Extracted from legal appointment norms for Ministers of Communications and Transportation, downloaded from the </w:t>
       </w:r>
-      <w:hyperlink w:history="1" r:id="rId_51oonm6tbi3esidjzjbl">
+      <w:hyperlink r:id="rId13" w:history="1">
         <w:r>
           <w:rPr>
             <w:color w:val="0563C1"/>
             <w:u w:val="single"/>
           </w:rPr>
-          <w:t xml:space="preserve">Ministry of Justice</w:t>
+          <w:t>Ministry of Justice</w:t>
         </w:r>
       </w:hyperlink>
       <w:r>
-        <w:t xml:space="preserve">. The Excel compilation file lists links to each norm; PDF source files are stored in the MCT_appointments subfolder.</w:t>
+        <w:t>. The Excel compilation file lists links to each norm; PDF source files are stored in the MCT_appointments subfolder.</w:t>
       </w:r>
     </w:p>
     <w:p>
@@ -496,53 +497,53 @@
       <w:r>
         <w:t xml:space="preserve">Regulatory milestones. Dates extracted from the </w:t>
       </w:r>
-      <w:hyperlink w:history="1" r:id="rIdwingvextfoflmwygengvf">
+      <w:hyperlink r:id="rId14" w:history="1">
         <w:r>
           <w:rPr>
             <w:color w:val="0563C1"/>
             <w:u w:val="single"/>
           </w:rPr>
-          <w:t xml:space="preserve">Ministry of Transportation and Communications</w:t>
+          <w:t>Ministry of Transportation and Communications</w:t>
         </w:r>
       </w:hyperlink>
       <w:r>
         <w:t xml:space="preserve">, </w:t>
       </w:r>
-      <w:hyperlink w:history="1" r:id="rIdwux0jwrazb0b5dcbfjhzf">
+      <w:hyperlink r:id="rId15" w:history="1">
         <w:r>
           <w:rPr>
             <w:color w:val="0563C1"/>
             <w:u w:val="single"/>
           </w:rPr>
-          <w:t xml:space="preserve">OSIPTEL</w:t>
+          <w:t>OSIPTEL</w:t>
         </w:r>
       </w:hyperlink>
       <w:r>
         <w:t xml:space="preserve">, </w:t>
       </w:r>
-      <w:hyperlink w:history="1" r:id="rIdjrqbowbcuuwunvkbub-8-">
+      <w:hyperlink r:id="rId16" w:history="1">
         <w:r>
           <w:rPr>
             <w:color w:val="0563C1"/>
             <w:u w:val="single"/>
           </w:rPr>
-          <w:t xml:space="preserve">ProInversión</w:t>
+          <w:t>ProInversión</w:t>
         </w:r>
       </w:hyperlink>
       <w:r>
         <w:t xml:space="preserve">, and the </w:t>
       </w:r>
-      <w:hyperlink w:history="1" r:id="rIdx9yvidyvuouejnwe8k97r">
+      <w:hyperlink r:id="rId17" w:history="1">
         <w:r>
           <w:rPr>
             <w:color w:val="0563C1"/>
             <w:u w:val="single"/>
           </w:rPr>
-          <w:t xml:space="preserve">Plataforma Digital Única del Estado Peruano</w:t>
+          <w:t>Plataforma Digital Única del Estado Peruano</w:t>
         </w:r>
       </w:hyperlink>
       <w:r>
-        <w:t xml:space="preserve">. The Excel compilation file links to each source norm; PDFs are stored alongside.</w:t>
+        <w:t>. The Excel compilation file links to each source norm; PDFs are stored alongside.</w:t>
       </w:r>
     </w:p>
     <w:p>
@@ -551,7 +552,7 @@
         <w:spacing w:before="240" w:after="120"/>
       </w:pPr>
       <w:r>
-        <w:t xml:space="preserve">Construction Notes</w:t>
+        <w:t>Construction Notes</w:t>
       </w:r>
     </w:p>
     <w:p>
@@ -559,52 +560,408 @@
         <w:spacing w:after="120"/>
       </w:pPr>
       <w:r>
-        <w:t xml:space="preserve">Figure 3.12 is produced in Excel and is not generated by 1_Figure.do.</w:t>
-      </w:r>
-    </w:p>
-    <w:p>
-      <w:pPr>
-        <w:pBdr>
-          <w:bottom w:val="single" w:color="CCCCCC" w:sz="6"/>
-        </w:pBdr>
-        <w:spacing w:before="120" w:after="120"/>
-      </w:pPr>
-    </w:p>
-    <w:p>
-      <w:pPr>
-        <w:spacing w:after="120"/>
-      </w:pPr>
-      <w:r>
-        <w:t xml:space="preserve">This document was generated by mAI.</w:t>
+        <w:t>Figure 3.12 is produced in Excel and is not generated by 1_Figure.do.</w:t>
       </w:r>
     </w:p>
     <w:sectPr>
-      <w:pgSz w:w="11906" w:h="16838" w:orient="portrait"/>
+      <w:footerReference w:type="even" r:id="rId18"/>
+      <w:footerReference w:type="default" r:id="rId19"/>
+      <w:footerReference w:type="first" r:id="rId20"/>
+      <w:pgSz w:w="11906" w:h="16838"/>
       <w:pgMar w:top="1440" w:right="1440" w:bottom="1440" w:left="1440" w:header="708" w:footer="708" w:gutter="0"/>
-      <w:pgNumType/>
+      <w:cols w:space="720"/>
       <w:docGrid w:linePitch="360"/>
     </w:sectPr>
   </w:body>
 </w:document>
 </file>
 
-<file path=word/comments.xml><?xml version="1.0" encoding="utf-8"?>
-<w:comments xmlns:cx="http://schemas.microsoft.com/office/drawing/2014/chartex" xmlns:cx1="http://schemas.microsoft.com/office/drawing/2015/9/8/chartex" xmlns:cx2="http://schemas.microsoft.com/office/drawing/2015/10/21/chartex" xmlns:cx3="http://schemas.microsoft.com/office/drawing/2016/5/9/chartex" xmlns:cx4="http://schemas.microsoft.com/office/drawing/2016/5/10/chartex" xmlns:cx5="http://schemas.microsoft.com/office/drawing/2016/5/11/chartex" xmlns:cx6="http://schemas.microsoft.com/office/drawing/2016/5/12/chartex" xmlns:cx7="http://schemas.microsoft.com/office/drawing/2016/5/13/chartex" xmlns:cx8="http://schemas.microsoft.com/office/drawing/2016/5/14/chartex" xmlns:mc="http://schemas.openxmlformats.org/markup-compatibility/2006" xmlns:aink="http://schemas.microsoft.com/office/drawing/2016/ink" xmlns:am3d="http://schemas.microsoft.com/office/drawing/2017/model3d" xmlns:o="urn:schemas-microsoft-com:office:office" xmlns:r="http://schemas.openxmlformats.org/officeDocument/2006/relationships" xmlns:m="http://schemas.openxmlformats.org/officeDocument/2006/math" xmlns:v="urn:schemas-microsoft-com:vml" xmlns:wp14="http://schemas.microsoft.com/office/word/2010/wordprocessingDrawing" xmlns:wp="http://schemas.openxmlformats.org/drawingml/2006/wordprocessingDrawing" xmlns:w10="urn:schemas-microsoft-com:office:word" xmlns:w="http://schemas.openxmlformats.org/wordprocessingml/2006/main" xmlns:w14="http://schemas.microsoft.com/office/word/2010/wordml" xmlns:w15="http://schemas.microsoft.com/office/word/2012/wordml" xmlns:w16cex="http://schemas.microsoft.com/office/word/2018/wordml/cex" xmlns:w16cid="http://schemas.microsoft.com/office/word/2016/wordml/cid" xmlns:w16="http://schemas.microsoft.com/office/word/2018/wordml" xmlns:w16sdtdh="http://schemas.microsoft.com/office/word/2020/wordml/sdtdatahash" xmlns:w16se="http://schemas.microsoft.com/office/word/2015/wordml/symex" xmlns:wpg="http://schemas.microsoft.com/office/word/2010/wordprocessingGroup" xmlns:wpi="http://schemas.microsoft.com/office/word/2010/wordprocessingInk" xmlns:wne="http://schemas.microsoft.com/office/word/2006/wordml" xmlns:wps="http://schemas.microsoft.com/office/word/2010/wordprocessingShape"/>
+<file path=word/endnotes.xml><?xml version="1.0" encoding="utf-8"?>
+<w:endnotes xmlns:wpc="http://schemas.microsoft.com/office/word/2010/wordprocessingCanvas" xmlns:cx="http://schemas.microsoft.com/office/drawing/2014/chartex" xmlns:cx1="http://schemas.microsoft.com/office/drawing/2015/9/8/chartex" xmlns:cx2="http://schemas.microsoft.com/office/drawing/2015/10/21/chartex" xmlns:cx3="http://schemas.microsoft.com/office/drawing/2016/5/9/chartex" xmlns:cx4="http://schemas.microsoft.com/office/drawing/2016/5/10/chartex" xmlns:cx5="http://schemas.microsoft.com/office/drawing/2016/5/11/chartex" xmlns:cx6="http://schemas.microsoft.com/office/drawing/2016/5/12/chartex" xmlns:cx7="http://schemas.microsoft.com/office/drawing/2016/5/13/chartex" xmlns:cx8="http://schemas.microsoft.com/office/drawing/2016/5/14/chartex" xmlns:mc="http://schemas.openxmlformats.org/markup-compatibility/2006" xmlns:aink="http://schemas.microsoft.com/office/drawing/2016/ink" xmlns:am3d="http://schemas.microsoft.com/office/drawing/2017/model3d" xmlns:o="urn:schemas-microsoft-com:office:office" xmlns:oel="http://schemas.microsoft.com/office/2019/extlst" xmlns:r="http://schemas.openxmlformats.org/officeDocument/2006/relationships" xmlns:m="http://schemas.openxmlformats.org/officeDocument/2006/math" xmlns:v="urn:schemas-microsoft-com:vml" xmlns:wp14="http://schemas.microsoft.com/office/word/2010/wordprocessingDrawing" xmlns:wp="http://schemas.openxmlformats.org/drawingml/2006/wordprocessingDrawing" xmlns:w10="urn:schemas-microsoft-com:office:word" xmlns:w="http://schemas.openxmlformats.org/wordprocessingml/2006/main" xmlns:w14="http://schemas.microsoft.com/office/word/2010/wordml" xmlns:w15="http://schemas.microsoft.com/office/word/2012/wordml" xmlns:w16cex="http://schemas.microsoft.com/office/word/2018/wordml/cex" xmlns:w16cid="http://schemas.microsoft.com/office/word/2016/wordml/cid" xmlns:w16="http://schemas.microsoft.com/office/word/2018/wordml" xmlns:w16du="http://schemas.microsoft.com/office/word/2023/wordml/word16du" xmlns:w16sdtdh="http://schemas.microsoft.com/office/word/2020/wordml/sdtdatahash" xmlns:w16sdtfl="http://schemas.microsoft.com/office/word/2024/wordml/sdtformatlock" xmlns:w16se="http://schemas.microsoft.com/office/word/2015/wordml/symex" xmlns:wpg="http://schemas.microsoft.com/office/word/2010/wordprocessingGroup" xmlns:wpi="http://schemas.microsoft.com/office/word/2010/wordprocessingInk" xmlns:wne="http://schemas.microsoft.com/office/word/2006/wordml" xmlns:wps="http://schemas.microsoft.com/office/word/2010/wordprocessingShape" mc:Ignorable="w14 w15 w16se w16cid w16 w16cex w16sdtdh w16sdtfl w16du wp14">
+  <w:endnote w:type="separator" w:id="-1">
+    <w:p>
+      <w:r>
+        <w:separator/>
+      </w:r>
+    </w:p>
+  </w:endnote>
+  <w:endnote w:type="continuationSeparator" w:id="0">
+    <w:p>
+      <w:r>
+        <w:continuationSeparator/>
+      </w:r>
+    </w:p>
+  </w:endnote>
+</w:endnotes>
+</file>
+
+<file path=word/footer1.xml><?xml version="1.0" encoding="utf-8"?>
+<w:ftr xmlns:wpc="http://schemas.microsoft.com/office/word/2010/wordprocessingCanvas" xmlns:cx="http://schemas.microsoft.com/office/drawing/2014/chartex" xmlns:cx1="http://schemas.microsoft.com/office/drawing/2015/9/8/chartex" xmlns:cx2="http://schemas.microsoft.com/office/drawing/2015/10/21/chartex" xmlns:cx3="http://schemas.microsoft.com/office/drawing/2016/5/9/chartex" xmlns:cx4="http://schemas.microsoft.com/office/drawing/2016/5/10/chartex" xmlns:cx5="http://schemas.microsoft.com/office/drawing/2016/5/11/chartex" xmlns:cx6="http://schemas.microsoft.com/office/drawing/2016/5/12/chartex" xmlns:cx7="http://schemas.microsoft.com/office/drawing/2016/5/13/chartex" xmlns:cx8="http://schemas.microsoft.com/office/drawing/2016/5/14/chartex" xmlns:mc="http://schemas.openxmlformats.org/markup-compatibility/2006" xmlns:aink="http://schemas.microsoft.com/office/drawing/2016/ink" xmlns:am3d="http://schemas.microsoft.com/office/drawing/2017/model3d" xmlns:o="urn:schemas-microsoft-com:office:office" xmlns:oel="http://schemas.microsoft.com/office/2019/extlst" xmlns:r="http://schemas.openxmlformats.org/officeDocument/2006/relationships" xmlns:m="http://schemas.openxmlformats.org/officeDocument/2006/math" xmlns:v="urn:schemas-microsoft-com:vml" xmlns:wp14="http://schemas.microsoft.com/office/word/2010/wordprocessingDrawing" xmlns:wp="http://schemas.openxmlformats.org/drawingml/2006/wordprocessingDrawing" xmlns:w10="urn:schemas-microsoft-com:office:word" xmlns:w="http://schemas.openxmlformats.org/wordprocessingml/2006/main" xmlns:w14="http://schemas.microsoft.com/office/word/2010/wordml" xmlns:w15="http://schemas.microsoft.com/office/word/2012/wordml" xmlns:w16cex="http://schemas.microsoft.com/office/word/2018/wordml/cex" xmlns:w16cid="http://schemas.microsoft.com/office/word/2016/wordml/cid" xmlns:w16="http://schemas.microsoft.com/office/word/2018/wordml" xmlns:w16du="http://schemas.microsoft.com/office/word/2023/wordml/word16du" xmlns:w16sdtdh="http://schemas.microsoft.com/office/word/2020/wordml/sdtdatahash" xmlns:w16sdtfl="http://schemas.microsoft.com/office/word/2024/wordml/sdtformatlock" xmlns:w16se="http://schemas.microsoft.com/office/word/2015/wordml/symex" xmlns:wpg="http://schemas.microsoft.com/office/word/2010/wordprocessingGroup" xmlns:wpi="http://schemas.microsoft.com/office/word/2010/wordprocessingInk" xmlns:wne="http://schemas.microsoft.com/office/word/2006/wordml" xmlns:wps="http://schemas.microsoft.com/office/word/2010/wordprocessingShape" mc:Ignorable="w14 w15 w16se w16cid w16 w16cex w16sdtdh w16sdtfl w16du wp14">
+  <w:p>
+    <w:pPr>
+      <w:pStyle w:val="Footer"/>
+    </w:pPr>
+    <w:r>
+      <w:rPr>
+        <w:noProof/>
+      </w:rPr>
+      <mc:AlternateContent>
+        <mc:Choice Requires="wps">
+          <w:drawing>
+            <wp:anchor distT="0" distB="0" distL="0" distR="0" simplePos="0" relativeHeight="251659264" behindDoc="0" locked="0" layoutInCell="1" allowOverlap="1" wp14:anchorId="351BE5D7" wp14:editId="75F599C4">
+              <wp:simplePos x="635" y="635"/>
+              <wp:positionH relativeFrom="page">
+                <wp:align>right</wp:align>
+              </wp:positionH>
+              <wp:positionV relativeFrom="page">
+                <wp:align>bottom</wp:align>
+              </wp:positionV>
+              <wp:extent cx="1172210" cy="345440"/>
+              <wp:effectExtent l="0" t="0" r="0" b="0"/>
+              <wp:wrapNone/>
+              <wp:docPr id="1568155353" name="Text Box 2" descr="Official Use Only">
+                <a:extLst xmlns:a="http://schemas.openxmlformats.org/drawingml/2006/main">
+                  <a:ext uri="{5AE41FA2-C0FF-4470-9BD4-5FADCA87CBE2}">
+                    <aclsh:classification xmlns:aclsh="http://schemas.microsoft.com/office/drawing/2020/classificationShape" classificationOutcomeType="ftr"/>
+                  </a:ext>
+                </a:extLst>
+              </wp:docPr>
+              <wp:cNvGraphicFramePr/>
+              <a:graphic xmlns:a="http://schemas.openxmlformats.org/drawingml/2006/main">
+                <a:graphicData uri="http://schemas.microsoft.com/office/word/2010/wordprocessingShape">
+                  <wps:wsp>
+                    <wps:cNvSpPr txBox="1"/>
+                    <wps:spPr>
+                      <a:xfrm>
+                        <a:off x="0" y="0"/>
+                        <a:ext cx="1172210" cy="345440"/>
+                      </a:xfrm>
+                      <a:prstGeom prst="rect">
+                        <a:avLst/>
+                      </a:prstGeom>
+                      <a:noFill/>
+                      <a:ln>
+                        <a:noFill/>
+                      </a:ln>
+                    </wps:spPr>
+                    <wps:txbx>
+                      <w:txbxContent>
+                        <w:p>
+                          <w:pPr>
+                            <w:rPr>
+                              <w:rFonts w:ascii="Aptos" w:eastAsia="Aptos" w:hAnsi="Aptos" w:cs="Aptos"/>
+                              <w:noProof/>
+                              <w:color w:val="000000"/>
+                            </w:rPr>
+                          </w:pPr>
+                          <w:r>
+                            <w:rPr>
+                              <w:rFonts w:ascii="Aptos" w:eastAsia="Aptos" w:hAnsi="Aptos" w:cs="Aptos"/>
+                              <w:noProof/>
+                              <w:color w:val="000000"/>
+                            </w:rPr>
+                            <w:t>Official Use Only</w:t>
+                          </w:r>
+                        </w:p>
+                      </w:txbxContent>
+                    </wps:txbx>
+                    <wps:bodyPr rot="0" spcFirstLastPara="0" vertOverflow="overflow" horzOverflow="overflow" vert="horz" wrap="none" lIns="0" tIns="0" rIns="254000" bIns="190500" numCol="1" spcCol="0" rtlCol="0" fromWordArt="0" anchor="b" anchorCtr="0" forceAA="0" compatLnSpc="1">
+                      <a:prstTxWarp prst="textNoShape">
+                        <a:avLst/>
+                      </a:prstTxWarp>
+                      <a:spAutoFit/>
+                    </wps:bodyPr>
+                  </wps:wsp>
+                </a:graphicData>
+              </a:graphic>
+            </wp:anchor>
+          </w:drawing>
+        </mc:Choice>
+        <mc:Fallback>
+          <w:pict>
+            <v:shapetype w14:anchorId="351BE5D7" id="_x0000_t202" coordsize="21600,21600" o:spt="202" path="m,l,21600r21600,l21600,xe">
+              <v:stroke joinstyle="miter"/>
+              <v:path gradientshapeok="t" o:connecttype="rect"/>
+            </v:shapetype>
+            <v:shape id="Text Box 2" o:spid="_x0000_s1026" type="#_x0000_t202" alt="Official Use Only" style="position:absolute;margin-left:41.1pt;margin-top:0;width:92.3pt;height:27.2pt;z-index:251659264;visibility:visible;mso-wrap-style:none;mso-wrap-distance-left:0;mso-wrap-distance-top:0;mso-wrap-distance-right:0;mso-wrap-distance-bottom:0;mso-position-horizontal:right;mso-position-horizontal-relative:page;mso-position-vertical:bottom;mso-position-vertical-relative:page;v-text-anchor:bottom" o:gfxdata="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" filled="f" stroked="f">
+              <v:fill o:detectmouseclick="t"/>
+              <v:textbox style="mso-fit-shape-to-text:t" inset="0,0,20pt,15pt">
+                <w:txbxContent>
+                  <w:p>
+                    <w:pPr>
+                      <w:rPr>
+                        <w:rFonts w:ascii="Aptos" w:eastAsia="Aptos" w:hAnsi="Aptos" w:cs="Aptos"/>
+                        <w:noProof/>
+                        <w:color w:val="000000"/>
+                      </w:rPr>
+                    </w:pPr>
+                    <w:r>
+                      <w:rPr>
+                        <w:rFonts w:ascii="Aptos" w:eastAsia="Aptos" w:hAnsi="Aptos" w:cs="Aptos"/>
+                        <w:noProof/>
+                        <w:color w:val="000000"/>
+                      </w:rPr>
+                      <w:t>Official Use Only</w:t>
+                    </w:r>
+                  </w:p>
+                </w:txbxContent>
+              </v:textbox>
+              <w10:wrap anchorx="page" anchory="page"/>
+            </v:shape>
+          </w:pict>
+        </mc:Fallback>
+      </mc:AlternateContent>
+    </w:r>
+  </w:p>
+</w:ftr>
+</file>
+
+<file path=word/footer2.xml><?xml version="1.0" encoding="utf-8"?>
+<w:ftr xmlns:wpc="http://schemas.microsoft.com/office/word/2010/wordprocessingCanvas" xmlns:cx="http://schemas.microsoft.com/office/drawing/2014/chartex" xmlns:cx1="http://schemas.microsoft.com/office/drawing/2015/9/8/chartex" xmlns:cx2="http://schemas.microsoft.com/office/drawing/2015/10/21/chartex" xmlns:cx3="http://schemas.microsoft.com/office/drawing/2016/5/9/chartex" xmlns:cx4="http://schemas.microsoft.com/office/drawing/2016/5/10/chartex" xmlns:cx5="http://schemas.microsoft.com/office/drawing/2016/5/11/chartex" xmlns:cx6="http://schemas.microsoft.com/office/drawing/2016/5/12/chartex" xmlns:cx7="http://schemas.microsoft.com/office/drawing/2016/5/13/chartex" xmlns:cx8="http://schemas.microsoft.com/office/drawing/2016/5/14/chartex" xmlns:mc="http://schemas.openxmlformats.org/markup-compatibility/2006" xmlns:aink="http://schemas.microsoft.com/office/drawing/2016/ink" xmlns:am3d="http://schemas.microsoft.com/office/drawing/2017/model3d" xmlns:o="urn:schemas-microsoft-com:office:office" xmlns:oel="http://schemas.microsoft.com/office/2019/extlst" xmlns:r="http://schemas.openxmlformats.org/officeDocument/2006/relationships" xmlns:m="http://schemas.openxmlformats.org/officeDocument/2006/math" xmlns:v="urn:schemas-microsoft-com:vml" xmlns:wp14="http://schemas.microsoft.com/office/word/2010/wordprocessingDrawing" xmlns:wp="http://schemas.openxmlformats.org/drawingml/2006/wordprocessingDrawing" xmlns:w10="urn:schemas-microsoft-com:office:word" xmlns:w="http://schemas.openxmlformats.org/wordprocessingml/2006/main" xmlns:w14="http://schemas.microsoft.com/office/word/2010/wordml" xmlns:w15="http://schemas.microsoft.com/office/word/2012/wordml" xmlns:w16cex="http://schemas.microsoft.com/office/word/2018/wordml/cex" xmlns:w16cid="http://schemas.microsoft.com/office/word/2016/wordml/cid" xmlns:w16="http://schemas.microsoft.com/office/word/2018/wordml" xmlns:w16du="http://schemas.microsoft.com/office/word/2023/wordml/word16du" xmlns:w16sdtdh="http://schemas.microsoft.com/office/word/2020/wordml/sdtdatahash" xmlns:w16sdtfl="http://schemas.microsoft.com/office/word/2024/wordml/sdtformatlock" xmlns:w16se="http://schemas.microsoft.com/office/word/2015/wordml/symex" xmlns:wpg="http://schemas.microsoft.com/office/word/2010/wordprocessingGroup" xmlns:wpi="http://schemas.microsoft.com/office/word/2010/wordprocessingInk" xmlns:wne="http://schemas.microsoft.com/office/word/2006/wordml" xmlns:wps="http://schemas.microsoft.com/office/word/2010/wordprocessingShape" mc:Ignorable="w14 w15 w16se w16cid w16 w16cex w16sdtdh w16sdtfl w16du wp14">
+  <w:p>
+    <w:pPr>
+      <w:pStyle w:val="Footer"/>
+    </w:pPr>
+    <w:r>
+      <w:rPr>
+        <w:noProof/>
+      </w:rPr>
+      <mc:AlternateContent>
+        <mc:Choice Requires="wps">
+          <w:drawing>
+            <wp:anchor distT="0" distB="0" distL="0" distR="0" simplePos="0" relativeHeight="251660288" behindDoc="0" locked="0" layoutInCell="1" allowOverlap="1" wp14:anchorId="117DB5B0" wp14:editId="39D85E0D">
+              <wp:simplePos x="914400" y="10098157"/>
+              <wp:positionH relativeFrom="page">
+                <wp:align>right</wp:align>
+              </wp:positionH>
+              <wp:positionV relativeFrom="page">
+                <wp:align>bottom</wp:align>
+              </wp:positionV>
+              <wp:extent cx="1172210" cy="345440"/>
+              <wp:effectExtent l="0" t="0" r="0" b="0"/>
+              <wp:wrapNone/>
+              <wp:docPr id="1953105517" name="Text Box 3" descr="Official Use Only">
+                <a:extLst xmlns:a="http://schemas.openxmlformats.org/drawingml/2006/main">
+                  <a:ext uri="{5AE41FA2-C0FF-4470-9BD4-5FADCA87CBE2}">
+                    <aclsh:classification xmlns:aclsh="http://schemas.microsoft.com/office/drawing/2020/classificationShape" classificationOutcomeType="ftr"/>
+                  </a:ext>
+                </a:extLst>
+              </wp:docPr>
+              <wp:cNvGraphicFramePr/>
+              <a:graphic xmlns:a="http://schemas.openxmlformats.org/drawingml/2006/main">
+                <a:graphicData uri="http://schemas.microsoft.com/office/word/2010/wordprocessingShape">
+                  <wps:wsp>
+                    <wps:cNvSpPr txBox="1"/>
+                    <wps:spPr>
+                      <a:xfrm>
+                        <a:off x="0" y="0"/>
+                        <a:ext cx="1172210" cy="345440"/>
+                      </a:xfrm>
+                      <a:prstGeom prst="rect">
+                        <a:avLst/>
+                      </a:prstGeom>
+                      <a:noFill/>
+                      <a:ln>
+                        <a:noFill/>
+                      </a:ln>
+                    </wps:spPr>
+                    <wps:txbx>
+                      <w:txbxContent>
+                        <w:p>
+                          <w:pPr>
+                            <w:rPr>
+                              <w:rFonts w:ascii="Aptos" w:eastAsia="Aptos" w:hAnsi="Aptos" w:cs="Aptos"/>
+                              <w:noProof/>
+                              <w:color w:val="000000"/>
+                            </w:rPr>
+                          </w:pPr>
+                          <w:r>
+                            <w:rPr>
+                              <w:rFonts w:ascii="Aptos" w:eastAsia="Aptos" w:hAnsi="Aptos" w:cs="Aptos"/>
+                              <w:noProof/>
+                              <w:color w:val="000000"/>
+                            </w:rPr>
+                            <w:t>Official Use Only</w:t>
+                          </w:r>
+                        </w:p>
+                      </w:txbxContent>
+                    </wps:txbx>
+                    <wps:bodyPr rot="0" spcFirstLastPara="0" vertOverflow="overflow" horzOverflow="overflow" vert="horz" wrap="none" lIns="0" tIns="0" rIns="254000" bIns="190500" numCol="1" spcCol="0" rtlCol="0" fromWordArt="0" anchor="b" anchorCtr="0" forceAA="0" compatLnSpc="1">
+                      <a:prstTxWarp prst="textNoShape">
+                        <a:avLst/>
+                      </a:prstTxWarp>
+                      <a:spAutoFit/>
+                    </wps:bodyPr>
+                  </wps:wsp>
+                </a:graphicData>
+              </a:graphic>
+            </wp:anchor>
+          </w:drawing>
+        </mc:Choice>
+        <mc:Fallback>
+          <w:pict>
+            <v:shapetype w14:anchorId="117DB5B0" id="_x0000_t202" coordsize="21600,21600" o:spt="202" path="m,l,21600r21600,l21600,xe">
+              <v:stroke joinstyle="miter"/>
+              <v:path gradientshapeok="t" o:connecttype="rect"/>
+            </v:shapetype>
+            <v:shape id="Text Box 3" o:spid="_x0000_s1027" type="#_x0000_t202" alt="Official Use Only" style="position:absolute;margin-left:41.1pt;margin-top:0;width:92.3pt;height:27.2pt;z-index:251660288;visibility:visible;mso-wrap-style:none;mso-wrap-distance-left:0;mso-wrap-distance-top:0;mso-wrap-distance-right:0;mso-wrap-distance-bottom:0;mso-position-horizontal:right;mso-position-horizontal-relative:page;mso-position-vertical:bottom;mso-position-vertical-relative:page;v-text-anchor:bottom" o:gfxdata="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" filled="f" stroked="f">
+              <v:fill o:detectmouseclick="t"/>
+              <v:textbox style="mso-fit-shape-to-text:t" inset="0,0,20pt,15pt">
+                <w:txbxContent>
+                  <w:p>
+                    <w:pPr>
+                      <w:rPr>
+                        <w:rFonts w:ascii="Aptos" w:eastAsia="Aptos" w:hAnsi="Aptos" w:cs="Aptos"/>
+                        <w:noProof/>
+                        <w:color w:val="000000"/>
+                      </w:rPr>
+                    </w:pPr>
+                    <w:r>
+                      <w:rPr>
+                        <w:rFonts w:ascii="Aptos" w:eastAsia="Aptos" w:hAnsi="Aptos" w:cs="Aptos"/>
+                        <w:noProof/>
+                        <w:color w:val="000000"/>
+                      </w:rPr>
+                      <w:t>Official Use Only</w:t>
+                    </w:r>
+                  </w:p>
+                </w:txbxContent>
+              </v:textbox>
+              <w10:wrap anchorx="page" anchory="page"/>
+            </v:shape>
+          </w:pict>
+        </mc:Fallback>
+      </mc:AlternateContent>
+    </w:r>
+  </w:p>
+</w:ftr>
+</file>
+
+<file path=word/footer3.xml><?xml version="1.0" encoding="utf-8"?>
+<w:ftr xmlns:wpc="http://schemas.microsoft.com/office/word/2010/wordprocessingCanvas" xmlns:cx="http://schemas.microsoft.com/office/drawing/2014/chartex" xmlns:cx1="http://schemas.microsoft.com/office/drawing/2015/9/8/chartex" xmlns:cx2="http://schemas.microsoft.com/office/drawing/2015/10/21/chartex" xmlns:cx3="http://schemas.microsoft.com/office/drawing/2016/5/9/chartex" xmlns:cx4="http://schemas.microsoft.com/office/drawing/2016/5/10/chartex" xmlns:cx5="http://schemas.microsoft.com/office/drawing/2016/5/11/chartex" xmlns:cx6="http://schemas.microsoft.com/office/drawing/2016/5/12/chartex" xmlns:cx7="http://schemas.microsoft.com/office/drawing/2016/5/13/chartex" xmlns:cx8="http://schemas.microsoft.com/office/drawing/2016/5/14/chartex" xmlns:mc="http://schemas.openxmlformats.org/markup-compatibility/2006" xmlns:aink="http://schemas.microsoft.com/office/drawing/2016/ink" xmlns:am3d="http://schemas.microsoft.com/office/drawing/2017/model3d" xmlns:o="urn:schemas-microsoft-com:office:office" xmlns:oel="http://schemas.microsoft.com/office/2019/extlst" xmlns:r="http://schemas.openxmlformats.org/officeDocument/2006/relationships" xmlns:m="http://schemas.openxmlformats.org/officeDocument/2006/math" xmlns:v="urn:schemas-microsoft-com:vml" xmlns:wp14="http://schemas.microsoft.com/office/word/2010/wordprocessingDrawing" xmlns:wp="http://schemas.openxmlformats.org/drawingml/2006/wordprocessingDrawing" xmlns:w10="urn:schemas-microsoft-com:office:word" xmlns:w="http://schemas.openxmlformats.org/wordprocessingml/2006/main" xmlns:w14="http://schemas.microsoft.com/office/word/2010/wordml" xmlns:w15="http://schemas.microsoft.com/office/word/2012/wordml" xmlns:w16cex="http://schemas.microsoft.com/office/word/2018/wordml/cex" xmlns:w16cid="http://schemas.microsoft.com/office/word/2016/wordml/cid" xmlns:w16="http://schemas.microsoft.com/office/word/2018/wordml" xmlns:w16du="http://schemas.microsoft.com/office/word/2023/wordml/word16du" xmlns:w16sdtdh="http://schemas.microsoft.com/office/word/2020/wordml/sdtdatahash" xmlns:w16sdtfl="http://schemas.microsoft.com/office/word/2024/wordml/sdtformatlock" xmlns:w16se="http://schemas.microsoft.com/office/word/2015/wordml/symex" xmlns:wpg="http://schemas.microsoft.com/office/word/2010/wordprocessingGroup" xmlns:wpi="http://schemas.microsoft.com/office/word/2010/wordprocessingInk" xmlns:wne="http://schemas.microsoft.com/office/word/2006/wordml" xmlns:wps="http://schemas.microsoft.com/office/word/2010/wordprocessingShape" mc:Ignorable="w14 w15 w16se w16cid w16 w16cex w16sdtdh w16sdtfl w16du wp14">
+  <w:p>
+    <w:pPr>
+      <w:pStyle w:val="Footer"/>
+    </w:pPr>
+    <w:r>
+      <w:rPr>
+        <w:noProof/>
+      </w:rPr>
+      <mc:AlternateContent>
+        <mc:Choice Requires="wps">
+          <w:drawing>
+            <wp:anchor distT="0" distB="0" distL="0" distR="0" simplePos="0" relativeHeight="251658240" behindDoc="0" locked="0" layoutInCell="1" allowOverlap="1" wp14:anchorId="2A450463" wp14:editId="32490091">
+              <wp:simplePos x="635" y="635"/>
+              <wp:positionH relativeFrom="page">
+                <wp:align>right</wp:align>
+              </wp:positionH>
+              <wp:positionV relativeFrom="page">
+                <wp:align>bottom</wp:align>
+              </wp:positionV>
+              <wp:extent cx="1172210" cy="345440"/>
+              <wp:effectExtent l="0" t="0" r="0" b="0"/>
+              <wp:wrapNone/>
+              <wp:docPr id="655688551" name="Text Box 1" descr="Official Use Only">
+                <a:extLst xmlns:a="http://schemas.openxmlformats.org/drawingml/2006/main">
+                  <a:ext uri="{5AE41FA2-C0FF-4470-9BD4-5FADCA87CBE2}">
+                    <aclsh:classification xmlns:aclsh="http://schemas.microsoft.com/office/drawing/2020/classificationShape" classificationOutcomeType="ftr"/>
+                  </a:ext>
+                </a:extLst>
+              </wp:docPr>
+              <wp:cNvGraphicFramePr/>
+              <a:graphic xmlns:a="http://schemas.openxmlformats.org/drawingml/2006/main">
+                <a:graphicData uri="http://schemas.microsoft.com/office/word/2010/wordprocessingShape">
+                  <wps:wsp>
+                    <wps:cNvSpPr txBox="1"/>
+                    <wps:spPr>
+                      <a:xfrm>
+                        <a:off x="0" y="0"/>
+                        <a:ext cx="1172210" cy="345440"/>
+                      </a:xfrm>
+                      <a:prstGeom prst="rect">
+                        <a:avLst/>
+                      </a:prstGeom>
+                      <a:noFill/>
+                      <a:ln>
+                        <a:noFill/>
+                      </a:ln>
+                    </wps:spPr>
+                    <wps:txbx>
+                      <w:txbxContent>
+                        <w:p>
+                          <w:pPr>
+                            <w:rPr>
+                              <w:rFonts w:ascii="Aptos" w:eastAsia="Aptos" w:hAnsi="Aptos" w:cs="Aptos"/>
+                              <w:noProof/>
+                              <w:color w:val="000000"/>
+                            </w:rPr>
+                          </w:pPr>
+                          <w:r>
+                            <w:rPr>
+                              <w:rFonts w:ascii="Aptos" w:eastAsia="Aptos" w:hAnsi="Aptos" w:cs="Aptos"/>
+                              <w:noProof/>
+                              <w:color w:val="000000"/>
+                            </w:rPr>
+                            <w:t>Official Use Only</w:t>
+                          </w:r>
+                        </w:p>
+                      </w:txbxContent>
+                    </wps:txbx>
+                    <wps:bodyPr rot="0" spcFirstLastPara="0" vertOverflow="overflow" horzOverflow="overflow" vert="horz" wrap="none" lIns="0" tIns="0" rIns="254000" bIns="190500" numCol="1" spcCol="0" rtlCol="0" fromWordArt="0" anchor="b" anchorCtr="0" forceAA="0" compatLnSpc="1">
+                      <a:prstTxWarp prst="textNoShape">
+                        <a:avLst/>
+                      </a:prstTxWarp>
+                      <a:spAutoFit/>
+                    </wps:bodyPr>
+                  </wps:wsp>
+                </a:graphicData>
+              </a:graphic>
+            </wp:anchor>
+          </w:drawing>
+        </mc:Choice>
+        <mc:Fallback>
+          <w:pict>
+            <v:shapetype w14:anchorId="2A450463" id="_x0000_t202" coordsize="21600,21600" o:spt="202" path="m,l,21600r21600,l21600,xe">
+              <v:stroke joinstyle="miter"/>
+              <v:path gradientshapeok="t" o:connecttype="rect"/>
+            </v:shapetype>
+            <v:shape id="Text Box 1" o:spid="_x0000_s1028" type="#_x0000_t202" alt="Official Use Only" style="position:absolute;margin-left:41.1pt;margin-top:0;width:92.3pt;height:27.2pt;z-index:251658240;visibility:visible;mso-wrap-style:none;mso-wrap-distance-left:0;mso-wrap-distance-top:0;mso-wrap-distance-right:0;mso-wrap-distance-bottom:0;mso-position-horizontal:right;mso-position-horizontal-relative:page;mso-position-vertical:bottom;mso-position-vertical-relative:page;v-text-anchor:bottom" o:gfxdata="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" filled="f" stroked="f">
+              <v:fill o:detectmouseclick="t"/>
+              <v:textbox style="mso-fit-shape-to-text:t" inset="0,0,20pt,15pt">
+                <w:txbxContent>
+                  <w:p>
+                    <w:pPr>
+                      <w:rPr>
+                        <w:rFonts w:ascii="Aptos" w:eastAsia="Aptos" w:hAnsi="Aptos" w:cs="Aptos"/>
+                        <w:noProof/>
+                        <w:color w:val="000000"/>
+                      </w:rPr>
+                    </w:pPr>
+                    <w:r>
+                      <w:rPr>
+                        <w:rFonts w:ascii="Aptos" w:eastAsia="Aptos" w:hAnsi="Aptos" w:cs="Aptos"/>
+                        <w:noProof/>
+                        <w:color w:val="000000"/>
+                      </w:rPr>
+                      <w:t>Official Use Only</w:t>
+                    </w:r>
+                  </w:p>
+                </w:txbxContent>
+              </v:textbox>
+              <w10:wrap anchorx="page" anchory="page"/>
+            </v:shape>
+          </w:pict>
+        </mc:Fallback>
+      </mc:AlternateContent>
+    </w:r>
+  </w:p>
+</w:ftr>
 </file>
 
 <file path=word/footnotes.xml><?xml version="1.0" encoding="utf-8"?>
-<w:footnotes xmlns:wpc="http://schemas.microsoft.com/office/word/2010/wordprocessingCanvas" xmlns:mc="http://schemas.openxmlformats.org/markup-compatibility/2006" xmlns:o="urn:schemas-microsoft-com:office:office" xmlns:r="http://schemas.openxmlformats.org/officeDocument/2006/relationships" xmlns:m="http://schemas.openxmlformats.org/officeDocument/2006/math" xmlns:v="urn:schemas-microsoft-com:vml" xmlns:wp14="http://schemas.microsoft.com/office/word/2010/wordprocessingDrawing" xmlns:wp="http://schemas.openxmlformats.org/drawingml/2006/wordprocessingDrawing" xmlns:w10="urn:schemas-microsoft-com:office:word" xmlns:w="http://schemas.openxmlformats.org/wordprocessingml/2006/main" xmlns:w14="http://schemas.microsoft.com/office/word/2010/wordml" xmlns:w15="http://schemas.microsoft.com/office/word/2012/wordml" xmlns:wpg="http://schemas.microsoft.com/office/word/2010/wordprocessingGroup" xmlns:wpi="http://schemas.microsoft.com/office/word/2010/wordprocessingInk" xmlns:wne="http://schemas.microsoft.com/office/word/2006/wordml" xmlns:wps="http://schemas.microsoft.com/office/word/2010/wordprocessingShape" mc:Ignorable="w14 w15 wp14">
+<w:footnotes xmlns:wpc="http://schemas.microsoft.com/office/word/2010/wordprocessingCanvas" xmlns:cx="http://schemas.microsoft.com/office/drawing/2014/chartex" xmlns:cx1="http://schemas.microsoft.com/office/drawing/2015/9/8/chartex" xmlns:cx2="http://schemas.microsoft.com/office/drawing/2015/10/21/chartex" xmlns:cx3="http://schemas.microsoft.com/office/drawing/2016/5/9/chartex" xmlns:cx4="http://schemas.microsoft.com/office/drawing/2016/5/10/chartex" xmlns:cx5="http://schemas.microsoft.com/office/drawing/2016/5/11/chartex" xmlns:cx6="http://schemas.microsoft.com/office/drawing/2016/5/12/chartex" xmlns:cx7="http://schemas.microsoft.com/office/drawing/2016/5/13/chartex" xmlns:cx8="http://schemas.microsoft.com/office/drawing/2016/5/14/chartex" xmlns:mc="http://schemas.openxmlformats.org/markup-compatibility/2006" xmlns:aink="http://schemas.microsoft.com/office/drawing/2016/ink" xmlns:am3d="http://schemas.microsoft.com/office/drawing/2017/model3d" xmlns:o="urn:schemas-microsoft-com:office:office" xmlns:oel="http://schemas.microsoft.com/office/2019/extlst" xmlns:r="http://schemas.openxmlformats.org/officeDocument/2006/relationships" xmlns:m="http://schemas.openxmlformats.org/officeDocument/2006/math" xmlns:v="urn:schemas-microsoft-com:vml" xmlns:wp14="http://schemas.microsoft.com/office/word/2010/wordprocessingDrawing" xmlns:wp="http://schemas.openxmlformats.org/drawingml/2006/wordprocessingDrawing" xmlns:w10="urn:schemas-microsoft-com:office:word" xmlns:w="http://schemas.openxmlformats.org/wordprocessingml/2006/main" xmlns:w14="http://schemas.microsoft.com/office/word/2010/wordml" xmlns:w15="http://schemas.microsoft.com/office/word/2012/wordml" xmlns:w16cex="http://schemas.microsoft.com/office/word/2018/wordml/cex" xmlns:w16cid="http://schemas.microsoft.com/office/word/2016/wordml/cid" xmlns:w16="http://schemas.microsoft.com/office/word/2018/wordml" xmlns:w16du="http://schemas.microsoft.com/office/word/2023/wordml/word16du" xmlns:w16sdtdh="http://schemas.microsoft.com/office/word/2020/wordml/sdtdatahash" xmlns:w16sdtfl="http://schemas.microsoft.com/office/word/2024/wordml/sdtformatlock" xmlns:w16se="http://schemas.microsoft.com/office/word/2015/wordml/symex" xmlns:wpg="http://schemas.microsoft.com/office/word/2010/wordprocessingGroup" xmlns:wpi="http://schemas.microsoft.com/office/word/2010/wordprocessingInk" xmlns:wne="http://schemas.microsoft.com/office/word/2006/wordml" xmlns:wps="http://schemas.microsoft.com/office/word/2010/wordprocessingShape" mc:Ignorable="w14 w15 w16se w16cid w16 w16cex w16sdtdh w16sdtfl w16du wp14">
   <w:footnote w:type="separator" w:id="-1">
     <w:p>
-      <w:pPr>
-        <w:spacing w:after="0" w:line="240" w:lineRule="auto"/>
-      </w:pPr>
-      <w:r>
-        <w:rPr>
-          <w:rStyle w:val="FootnoteReference"/>
-        </w:rPr>
-        <w:footnoteRef/>
-      </w:r>
       <w:r>
         <w:separator/>
       </w:r>
@@ -612,15 +969,6 @@
   </w:footnote>
   <w:footnote w:type="continuationSeparator" w:id="0">
     <w:p>
-      <w:pPr>
-        <w:spacing w:after="0" w:line="240" w:lineRule="auto"/>
-      </w:pPr>
-      <w:r>
-        <w:rPr>
-          <w:rStyle w:val="FootnoteReference"/>
-        </w:rPr>
-        <w:footnoteRef/>
-      </w:r>
       <w:r>
         <w:continuationSeparator/>
       </w:r>
@@ -630,10 +978,12 @@
 </file>
 
 <file path=word/numbering.xml><?xml version="1.0" encoding="utf-8"?>
-<w:numbering xmlns:wpc="http://schemas.microsoft.com/office/word/2010/wordprocessingCanvas" xmlns:mc="http://schemas.openxmlformats.org/markup-compatibility/2006" xmlns:o="urn:schemas-microsoft-com:office:office" xmlns:r="http://schemas.openxmlformats.org/officeDocument/2006/relationships" xmlns:m="http://schemas.openxmlformats.org/officeDocument/2006/math" xmlns:v="urn:schemas-microsoft-com:vml" xmlns:wp14="http://schemas.microsoft.com/office/word/2010/wordprocessingDrawing" xmlns:wp="http://schemas.openxmlformats.org/drawingml/2006/wordprocessingDrawing" xmlns:w10="urn:schemas-microsoft-com:office:word" xmlns:w="http://schemas.openxmlformats.org/wordprocessingml/2006/main" xmlns:w14="http://schemas.microsoft.com/office/word/2010/wordml" xmlns:w15="http://schemas.microsoft.com/office/word/2012/wordml" xmlns:wpg="http://schemas.microsoft.com/office/word/2010/wordprocessingGroup" xmlns:wpi="http://schemas.microsoft.com/office/word/2010/wordprocessingInk" xmlns:wne="http://schemas.microsoft.com/office/word/2006/wordml" xmlns:wps="http://schemas.microsoft.com/office/word/2010/wordprocessingShape" mc:Ignorable="w14 w15 wp14">
-  <w:abstractNum w:abstractNumId="1" w15:restartNumberingAfterBreak="0">
+<w:numbering xmlns:wpc="http://schemas.microsoft.com/office/word/2010/wordprocessingCanvas" xmlns:cx="http://schemas.microsoft.com/office/drawing/2014/chartex" xmlns:cx1="http://schemas.microsoft.com/office/drawing/2015/9/8/chartex" xmlns:cx2="http://schemas.microsoft.com/office/drawing/2015/10/21/chartex" xmlns:cx3="http://schemas.microsoft.com/office/drawing/2016/5/9/chartex" xmlns:cx4="http://schemas.microsoft.com/office/drawing/2016/5/10/chartex" xmlns:cx5="http://schemas.microsoft.com/office/drawing/2016/5/11/chartex" xmlns:cx6="http://schemas.microsoft.com/office/drawing/2016/5/12/chartex" xmlns:cx7="http://schemas.microsoft.com/office/drawing/2016/5/13/chartex" xmlns:cx8="http://schemas.microsoft.com/office/drawing/2016/5/14/chartex" xmlns:mc="http://schemas.openxmlformats.org/markup-compatibility/2006" xmlns:aink="http://schemas.microsoft.com/office/drawing/2016/ink" xmlns:am3d="http://schemas.microsoft.com/office/drawing/2017/model3d" xmlns:o="urn:schemas-microsoft-com:office:office" xmlns:oel="http://schemas.microsoft.com/office/2019/extlst" xmlns:r="http://schemas.openxmlformats.org/officeDocument/2006/relationships" xmlns:m="http://schemas.openxmlformats.org/officeDocument/2006/math" xmlns:v="urn:schemas-microsoft-com:vml" xmlns:wp14="http://schemas.microsoft.com/office/word/2010/wordprocessingDrawing" xmlns:wp="http://schemas.openxmlformats.org/drawingml/2006/wordprocessingDrawing" xmlns:w10="urn:schemas-microsoft-com:office:word" xmlns:w="http://schemas.openxmlformats.org/wordprocessingml/2006/main" xmlns:w14="http://schemas.microsoft.com/office/word/2010/wordml" xmlns:w15="http://schemas.microsoft.com/office/word/2012/wordml" xmlns:w16cex="http://schemas.microsoft.com/office/word/2018/wordml/cex" xmlns:w16cid="http://schemas.microsoft.com/office/word/2016/wordml/cid" xmlns:w16="http://schemas.microsoft.com/office/word/2018/wordml" xmlns:w16du="http://schemas.microsoft.com/office/word/2023/wordml/word16du" xmlns:w16sdtdh="http://schemas.microsoft.com/office/word/2020/wordml/sdtdatahash" xmlns:w16sdtfl="http://schemas.microsoft.com/office/word/2024/wordml/sdtformatlock" xmlns:w16se="http://schemas.microsoft.com/office/word/2015/wordml/symex" xmlns:wpg="http://schemas.microsoft.com/office/word/2010/wordprocessingGroup" xmlns:wpi="http://schemas.microsoft.com/office/word/2010/wordprocessingInk" xmlns:wne="http://schemas.microsoft.com/office/word/2006/wordml" xmlns:wps="http://schemas.microsoft.com/office/word/2010/wordprocessingShape" mc:Ignorable="w14 w15 w16se w16cid w16 w16cex w16sdtdh w16sdtfl w16du wp14">
+  <w:abstractNum w:abstractNumId="0" w15:restartNumberingAfterBreak="0">
+    <w:nsid w:val="04F84FDB"/>
     <w:multiLevelType w:val="hybridMultilevel"/>
-    <w:lvl w:ilvl="0" w15:tentative="1">
+    <w:tmpl w:val="55EE1AF8"/>
+    <w:lvl w:ilvl="0" w:tplc="006A417A">
       <w:start w:val="1"/>
       <w:numFmt w:val="bullet"/>
       <w:lvlText w:val="●"/>
@@ -642,7 +992,7 @@
         <w:ind w:left="720" w:hanging="360"/>
       </w:pPr>
     </w:lvl>
-    <w:lvl w:ilvl="1" w15:tentative="1">
+    <w:lvl w:ilvl="1" w:tplc="47EEF2E8">
       <w:start w:val="1"/>
       <w:numFmt w:val="bullet"/>
       <w:lvlText w:val="○"/>
@@ -651,7 +1001,7 @@
         <w:ind w:left="1440" w:hanging="360"/>
       </w:pPr>
     </w:lvl>
-    <w:lvl w:ilvl="2" w15:tentative="1">
+    <w:lvl w:ilvl="2" w:tplc="6652BFCC">
       <w:start w:val="1"/>
       <w:numFmt w:val="bullet"/>
       <w:lvlText w:val="■"/>
@@ -660,7 +1010,7 @@
         <w:ind w:left="2160" w:hanging="360"/>
       </w:pPr>
     </w:lvl>
-    <w:lvl w:ilvl="3" w15:tentative="1">
+    <w:lvl w:ilvl="3" w:tplc="8072F4BC">
       <w:start w:val="1"/>
       <w:numFmt w:val="bullet"/>
       <w:lvlText w:val="●"/>
@@ -669,7 +1019,7 @@
         <w:ind w:left="2880" w:hanging="360"/>
       </w:pPr>
     </w:lvl>
-    <w:lvl w:ilvl="4" w15:tentative="1">
+    <w:lvl w:ilvl="4" w:tplc="62966C2C">
       <w:start w:val="1"/>
       <w:numFmt w:val="bullet"/>
       <w:lvlText w:val="○"/>
@@ -678,7 +1028,7 @@
         <w:ind w:left="3600" w:hanging="360"/>
       </w:pPr>
     </w:lvl>
-    <w:lvl w:ilvl="5" w15:tentative="1">
+    <w:lvl w:ilvl="5" w:tplc="55DC3B8C">
       <w:start w:val="1"/>
       <w:numFmt w:val="bullet"/>
       <w:lvlText w:val="■"/>
@@ -687,7 +1037,7 @@
         <w:ind w:left="4320" w:hanging="360"/>
       </w:pPr>
     </w:lvl>
-    <w:lvl w:ilvl="6" w15:tentative="1">
+    <w:lvl w:ilvl="6" w:tplc="DDEA04DC">
       <w:start w:val="1"/>
       <w:numFmt w:val="bullet"/>
       <w:lvlText w:val="●"/>
@@ -696,7 +1046,7 @@
         <w:ind w:left="5040" w:hanging="360"/>
       </w:pPr>
     </w:lvl>
-    <w:lvl w:ilvl="7" w15:tentative="1">
+    <w:lvl w:ilvl="7" w:tplc="B2CA95A2">
       <w:start w:val="1"/>
       <w:numFmt w:val="bullet"/>
       <w:lvlText w:val="●"/>
@@ -705,7 +1055,7 @@
         <w:ind w:left="5760" w:hanging="360"/>
       </w:pPr>
     </w:lvl>
-    <w:lvl w:ilvl="8" w15:tentative="1">
+    <w:lvl w:ilvl="8" w:tplc="F2A43AAE">
       <w:start w:val="1"/>
       <w:numFmt w:val="bullet"/>
       <w:lvlText w:val="●"/>
@@ -715,8 +1065,8 @@
       </w:pPr>
     </w:lvl>
   </w:abstractNum>
-  <w:num w:numId="1">
-    <w:abstractNumId w:val="1"/>
+  <w:num w:numId="1" w16cid:durableId="1984431843">
+    <w:abstractNumId w:val="0"/>
     <w:lvlOverride w:ilvl="0">
       <w:startOverride w:val="1"/>
     </w:lvlOverride>
@@ -725,26 +1075,405 @@
 </file>
 
 <file path=word/styles.xml><?xml version="1.0" encoding="utf-8"?>
-<w:styles xmlns:mc="http://schemas.openxmlformats.org/markup-compatibility/2006" xmlns:r="http://schemas.openxmlformats.org/officeDocument/2006/relationships" xmlns:w="http://schemas.openxmlformats.org/wordprocessingml/2006/main" xmlns:w14="http://schemas.microsoft.com/office/word/2010/wordml" xmlns:w15="http://schemas.microsoft.com/office/word/2012/wordml" mc:Ignorable="w14 w15">
+<w:styles xmlns:mc="http://schemas.openxmlformats.org/markup-compatibility/2006" xmlns:r="http://schemas.openxmlformats.org/officeDocument/2006/relationships" xmlns:w="http://schemas.openxmlformats.org/wordprocessingml/2006/main" xmlns:w14="http://schemas.microsoft.com/office/word/2010/wordml" xmlns:w15="http://schemas.microsoft.com/office/word/2012/wordml" xmlns:w16cex="http://schemas.microsoft.com/office/word/2018/wordml/cex" xmlns:w16cid="http://schemas.microsoft.com/office/word/2016/wordml/cid" xmlns:w16="http://schemas.microsoft.com/office/word/2018/wordml" xmlns:w16du="http://schemas.microsoft.com/office/word/2023/wordml/word16du" xmlns:w16sdtdh="http://schemas.microsoft.com/office/word/2020/wordml/sdtdatahash" xmlns:w16sdtfl="http://schemas.microsoft.com/office/word/2024/wordml/sdtformatlock" xmlns:w16se="http://schemas.microsoft.com/office/word/2015/wordml/symex" mc:Ignorable="w14 w15 w16se w16cid w16 w16cex w16sdtdh w16sdtfl w16du">
   <w:docDefaults>
-    <w:rPrDefault/>
+    <w:rPrDefault>
+      <w:rPr>
+        <w:rFonts w:ascii="Times New Roman" w:eastAsia="Times New Roman" w:hAnsi="Times New Roman" w:cs="Times New Roman"/>
+        <w:lang w:val="en-US" w:eastAsia="en-US" w:bidi="ar-SA"/>
+      </w:rPr>
+    </w:rPrDefault>
     <w:pPrDefault/>
   </w:docDefaults>
-  <w:style w:type="paragraph" w:styleId="Title">
-    <w:name w:val="Title"/>
-    <w:basedOn w:val="Normal"/>
-    <w:next w:val="Normal"/>
+  <w:latentStyles w:defLockedState="0" w:defUIPriority="99" w:defSemiHidden="0" w:defUnhideWhenUsed="0" w:defQFormat="0" w:count="376">
+    <w:lsdException w:name="Normal" w:uiPriority="0" w:qFormat="1"/>
+    <w:lsdException w:name="heading 1" w:uiPriority="9" w:qFormat="1"/>
+    <w:lsdException w:name="heading 2" w:semiHidden="1" w:uiPriority="9" w:unhideWhenUsed="1" w:qFormat="1"/>
+    <w:lsdException w:name="heading 3" w:semiHidden="1" w:uiPriority="9" w:unhideWhenUsed="1" w:qFormat="1"/>
+    <w:lsdException w:name="heading 4" w:semiHidden="1" w:uiPriority="9" w:unhideWhenUsed="1" w:qFormat="1"/>
+    <w:lsdException w:name="heading 5" w:semiHidden="1" w:uiPriority="9" w:unhideWhenUsed="1" w:qFormat="1"/>
+    <w:lsdException w:name="heading 6" w:semiHidden="1" w:uiPriority="9" w:unhideWhenUsed="1" w:qFormat="1"/>
+    <w:lsdException w:name="heading 7" w:semiHidden="1" w:uiPriority="9" w:unhideWhenUsed="1" w:qFormat="1"/>
+    <w:lsdException w:name="heading 8" w:semiHidden="1" w:uiPriority="9" w:unhideWhenUsed="1" w:qFormat="1"/>
+    <w:lsdException w:name="heading 9" w:semiHidden="1" w:uiPriority="9" w:unhideWhenUsed="1" w:qFormat="1"/>
+    <w:lsdException w:name="index 1" w:semiHidden="1" w:unhideWhenUsed="1"/>
+    <w:lsdException w:name="index 2" w:semiHidden="1" w:unhideWhenUsed="1"/>
+    <w:lsdException w:name="index 3" w:semiHidden="1" w:unhideWhenUsed="1"/>
+    <w:lsdException w:name="index 4" w:semiHidden="1" w:unhideWhenUsed="1"/>
+    <w:lsdException w:name="index 5" w:semiHidden="1" w:unhideWhenUsed="1"/>
+    <w:lsdException w:name="index 6" w:semiHidden="1" w:unhideWhenUsed="1"/>
+    <w:lsdException w:name="index 7" w:semiHidden="1" w:unhideWhenUsed="1"/>
+    <w:lsdException w:name="index 8" w:semiHidden="1" w:unhideWhenUsed="1"/>
+    <w:lsdException w:name="index 9" w:semiHidden="1" w:unhideWhenUsed="1"/>
+    <w:lsdException w:name="toc 1" w:semiHidden="1" w:uiPriority="39" w:unhideWhenUsed="1"/>
+    <w:lsdException w:name="toc 2" w:semiHidden="1" w:uiPriority="39" w:unhideWhenUsed="1"/>
+    <w:lsdException w:name="toc 3" w:semiHidden="1" w:uiPriority="39" w:unhideWhenUsed="1"/>
+    <w:lsdException w:name="toc 4" w:semiHidden="1" w:uiPriority="39" w:unhideWhenUsed="1"/>
+    <w:lsdException w:name="toc 5" w:semiHidden="1" w:uiPriority="39" w:unhideWhenUsed="1"/>
+    <w:lsdException w:name="toc 6" w:semiHidden="1" w:uiPriority="39" w:unhideWhenUsed="1"/>
+    <w:lsdException w:name="toc 7" w:semiHidden="1" w:uiPriority="39" w:unhideWhenUsed="1"/>
+    <w:lsdException w:name="toc 8" w:semiHidden="1" w:uiPriority="39" w:unhideWhenUsed="1"/>
+    <w:lsdException w:name="toc 9" w:semiHidden="1" w:uiPriority="39" w:unhideWhenUsed="1"/>
+    <w:lsdException w:name="Normal Indent" w:semiHidden="1" w:unhideWhenUsed="1"/>
+    <w:lsdException w:name="footnote text" w:semiHidden="1" w:unhideWhenUsed="1"/>
+    <w:lsdException w:name="annotation text" w:semiHidden="1" w:unhideWhenUsed="1"/>
+    <w:lsdException w:name="header" w:semiHidden="1" w:unhideWhenUsed="1"/>
+    <w:lsdException w:name="footer" w:semiHidden="1" w:unhideWhenUsed="1"/>
+    <w:lsdException w:name="index heading" w:semiHidden="1" w:unhideWhenUsed="1"/>
+    <w:lsdException w:name="caption" w:semiHidden="1" w:uiPriority="35" w:unhideWhenUsed="1" w:qFormat="1"/>
+    <w:lsdException w:name="table of figures" w:semiHidden="1" w:unhideWhenUsed="1"/>
+    <w:lsdException w:name="envelope address" w:semiHidden="1" w:unhideWhenUsed="1"/>
+    <w:lsdException w:name="envelope return" w:semiHidden="1" w:unhideWhenUsed="1"/>
+    <w:lsdException w:name="footnote reference" w:semiHidden="1" w:unhideWhenUsed="1"/>
+    <w:lsdException w:name="annotation reference" w:semiHidden="1" w:unhideWhenUsed="1"/>
+    <w:lsdException w:name="line number" w:semiHidden="1" w:unhideWhenUsed="1"/>
+    <w:lsdException w:name="page number" w:semiHidden="1" w:unhideWhenUsed="1"/>
+    <w:lsdException w:name="endnote reference" w:semiHidden="1" w:unhideWhenUsed="1"/>
+    <w:lsdException w:name="endnote text" w:semiHidden="1" w:unhideWhenUsed="1"/>
+    <w:lsdException w:name="table of authorities" w:semiHidden="1" w:unhideWhenUsed="1"/>
+    <w:lsdException w:name="macro" w:semiHidden="1" w:unhideWhenUsed="1"/>
+    <w:lsdException w:name="toa heading" w:semiHidden="1" w:unhideWhenUsed="1"/>
+    <w:lsdException w:name="List" w:semiHidden="1" w:unhideWhenUsed="1"/>
+    <w:lsdException w:name="List Bullet" w:semiHidden="1" w:unhideWhenUsed="1"/>
+    <w:lsdException w:name="List Number" w:semiHidden="1" w:unhideWhenUsed="1"/>
+    <w:lsdException w:name="List 2" w:semiHidden="1" w:unhideWhenUsed="1"/>
+    <w:lsdException w:name="List 3" w:semiHidden="1" w:unhideWhenUsed="1"/>
+    <w:lsdException w:name="List 4" w:semiHidden="1" w:unhideWhenUsed="1"/>
+    <w:lsdException w:name="List 5" w:semiHidden="1" w:unhideWhenUsed="1"/>
+    <w:lsdException w:name="List Bullet 2" w:semiHidden="1" w:unhideWhenUsed="1"/>
+    <w:lsdException w:name="List Bullet 3" w:semiHidden="1" w:unhideWhenUsed="1"/>
+    <w:lsdException w:name="List Bullet 4" w:semiHidden="1" w:unhideWhenUsed="1"/>
+    <w:lsdException w:name="List Bullet 5" w:semiHidden="1" w:unhideWhenUsed="1"/>
+    <w:lsdException w:name="List Number 2" w:semiHidden="1" w:unhideWhenUsed="1"/>
+    <w:lsdException w:name="List Number 3" w:semiHidden="1" w:unhideWhenUsed="1"/>
+    <w:lsdException w:name="List Number 4" w:semiHidden="1" w:unhideWhenUsed="1"/>
+    <w:lsdException w:name="List Number 5" w:semiHidden="1" w:unhideWhenUsed="1"/>
+    <w:lsdException w:name="Title" w:uiPriority="10" w:qFormat="1"/>
+    <w:lsdException w:name="Closing" w:semiHidden="1" w:unhideWhenUsed="1"/>
+    <w:lsdException w:name="Signature" w:semiHidden="1" w:unhideWhenUsed="1"/>
+    <w:lsdException w:name="Default Paragraph Font" w:semiHidden="1" w:uiPriority="1" w:unhideWhenUsed="1"/>
+    <w:lsdException w:name="Body Text" w:semiHidden="1" w:unhideWhenUsed="1"/>
+    <w:lsdException w:name="Body Text Indent" w:semiHidden="1" w:unhideWhenUsed="1"/>
+    <w:lsdException w:name="List Continue" w:semiHidden="1" w:unhideWhenUsed="1"/>
+    <w:lsdException w:name="List Continue 2" w:semiHidden="1" w:unhideWhenUsed="1"/>
+    <w:lsdException w:name="List Continue 3" w:semiHidden="1" w:unhideWhenUsed="1"/>
+    <w:lsdException w:name="List Continue 4" w:semiHidden="1" w:unhideWhenUsed="1"/>
+    <w:lsdException w:name="List Continue 5" w:semiHidden="1" w:unhideWhenUsed="1"/>
+    <w:lsdException w:name="Message Header" w:semiHidden="1" w:unhideWhenUsed="1"/>
+    <w:lsdException w:name="Subtitle" w:uiPriority="11" w:qFormat="1"/>
+    <w:lsdException w:name="Salutation" w:semiHidden="1" w:unhideWhenUsed="1"/>
+    <w:lsdException w:name="Date" w:semiHidden="1" w:unhideWhenUsed="1"/>
+    <w:lsdException w:name="Body Text First Indent" w:semiHidden="1" w:unhideWhenUsed="1"/>
+    <w:lsdException w:name="Body Text First Indent 2" w:semiHidden="1" w:unhideWhenUsed="1"/>
+    <w:lsdException w:name="Note Heading" w:semiHidden="1" w:unhideWhenUsed="1"/>
+    <w:lsdException w:name="Body Text 2" w:semiHidden="1" w:unhideWhenUsed="1"/>
+    <w:lsdException w:name="Body Text 3" w:semiHidden="1" w:unhideWhenUsed="1"/>
+    <w:lsdException w:name="Body Text Indent 2" w:semiHidden="1" w:unhideWhenUsed="1"/>
+    <w:lsdException w:name="Body Text Indent 3" w:semiHidden="1" w:unhideWhenUsed="1"/>
+    <w:lsdException w:name="Block Text" w:semiHidden="1" w:unhideWhenUsed="1"/>
+    <w:lsdException w:name="Hyperlink" w:semiHidden="1" w:unhideWhenUsed="1"/>
+    <w:lsdException w:name="FollowedHyperlink" w:semiHidden="1" w:unhideWhenUsed="1"/>
+    <w:lsdException w:name="Strong" w:uiPriority="22" w:qFormat="1"/>
+    <w:lsdException w:name="Emphasis" w:uiPriority="20" w:qFormat="1"/>
+    <w:lsdException w:name="Document Map" w:semiHidden="1" w:unhideWhenUsed="1"/>
+    <w:lsdException w:name="Plain Text" w:semiHidden="1" w:unhideWhenUsed="1"/>
+    <w:lsdException w:name="E-mail Signature" w:semiHidden="1" w:unhideWhenUsed="1"/>
+    <w:lsdException w:name="HTML Top of Form" w:semiHidden="1" w:unhideWhenUsed="1"/>
+    <w:lsdException w:name="HTML Bottom of Form" w:semiHidden="1" w:unhideWhenUsed="1"/>
+    <w:lsdException w:name="Normal (Web)" w:semiHidden="1" w:unhideWhenUsed="1"/>
+    <w:lsdException w:name="HTML Acronym" w:semiHidden="1" w:unhideWhenUsed="1"/>
+    <w:lsdException w:name="HTML Address" w:semiHidden="1" w:unhideWhenUsed="1"/>
+    <w:lsdException w:name="HTML Cite" w:semiHidden="1" w:unhideWhenUsed="1"/>
+    <w:lsdException w:name="HTML Code" w:semiHidden="1" w:unhideWhenUsed="1"/>
+    <w:lsdException w:name="HTML Definition" w:semiHidden="1" w:unhideWhenUsed="1"/>
+    <w:lsdException w:name="HTML Keyboard" w:semiHidden="1" w:unhideWhenUsed="1"/>
+    <w:lsdException w:name="HTML Preformatted" w:semiHidden="1" w:unhideWhenUsed="1"/>
+    <w:lsdException w:name="HTML Sample" w:semiHidden="1" w:unhideWhenUsed="1"/>
+    <w:lsdException w:name="HTML Typewriter" w:semiHidden="1" w:unhideWhenUsed="1"/>
+    <w:lsdException w:name="HTML Variable" w:semiHidden="1" w:unhideWhenUsed="1"/>
+    <w:lsdException w:name="Normal Table" w:semiHidden="1" w:unhideWhenUsed="1"/>
+    <w:lsdException w:name="annotation subject" w:semiHidden="1" w:unhideWhenUsed="1"/>
+    <w:lsdException w:name="No List" w:semiHidden="1" w:unhideWhenUsed="1"/>
+    <w:lsdException w:name="Outline List 1" w:semiHidden="1" w:unhideWhenUsed="1"/>
+    <w:lsdException w:name="Outline List 2" w:semiHidden="1" w:unhideWhenUsed="1"/>
+    <w:lsdException w:name="Outline List 3" w:semiHidden="1" w:unhideWhenUsed="1"/>
+    <w:lsdException w:name="Table Simple 1" w:semiHidden="1" w:unhideWhenUsed="1"/>
+    <w:lsdException w:name="Table Simple 2" w:semiHidden="1" w:unhideWhenUsed="1"/>
+    <w:lsdException w:name="Table Simple 3" w:semiHidden="1" w:unhideWhenUsed="1"/>
+    <w:lsdException w:name="Table Classic 1" w:semiHidden="1" w:unhideWhenUsed="1"/>
+    <w:lsdException w:name="Table Classic 2" w:semiHidden="1" w:unhideWhenUsed="1"/>
+    <w:lsdException w:name="Table Classic 3" w:semiHidden="1" w:unhideWhenUsed="1"/>
+    <w:lsdException w:name="Table Classic 4" w:semiHidden="1" w:unhideWhenUsed="1"/>
+    <w:lsdException w:name="Table Colorful 1" w:semiHidden="1" w:unhideWhenUsed="1"/>
+    <w:lsdException w:name="Table Colorful 2" w:semiHidden="1" w:unhideWhenUsed="1"/>
+    <w:lsdException w:name="Table Colorful 3" w:semiHidden="1" w:unhideWhenUsed="1"/>
+    <w:lsdException w:name="Table Columns 1" w:semiHidden="1" w:unhideWhenUsed="1"/>
+    <w:lsdException w:name="Table Columns 2" w:semiHidden="1" w:unhideWhenUsed="1"/>
+    <w:lsdException w:name="Table Columns 3" w:semiHidden="1" w:unhideWhenUsed="1"/>
+    <w:lsdException w:name="Table Columns 4" w:semiHidden="1" w:unhideWhenUsed="1"/>
+    <w:lsdException w:name="Table Columns 5" w:semiHidden="1" w:unhideWhenUsed="1"/>
+    <w:lsdException w:name="Table Grid 1" w:semiHidden="1" w:unhideWhenUsed="1"/>
+    <w:lsdException w:name="Table Grid 2" w:semiHidden="1" w:unhideWhenUsed="1"/>
+    <w:lsdException w:name="Table Grid 3" w:semiHidden="1" w:unhideWhenUsed="1"/>
+    <w:lsdException w:name="Table Grid 4" w:semiHidden="1" w:unhideWhenUsed="1"/>
+    <w:lsdException w:name="Table Grid 5" w:semiHidden="1" w:unhideWhenUsed="1"/>
+    <w:lsdException w:name="Table Grid 6" w:semiHidden="1" w:unhideWhenUsed="1"/>
+    <w:lsdException w:name="Table Grid 7" w:semiHidden="1" w:unhideWhenUsed="1"/>
+    <w:lsdException w:name="Table Grid 8" w:semiHidden="1" w:unhideWhenUsed="1"/>
+    <w:lsdException w:name="Table List 1" w:semiHidden="1" w:unhideWhenUsed="1"/>
+    <w:lsdException w:name="Table List 2" w:semiHidden="1" w:unhideWhenUsed="1"/>
+    <w:lsdException w:name="Table List 3" w:semiHidden="1" w:unhideWhenUsed="1"/>
+    <w:lsdException w:name="Table List 4" w:semiHidden="1" w:unhideWhenUsed="1"/>
+    <w:lsdException w:name="Table List 5" w:semiHidden="1" w:unhideWhenUsed="1"/>
+    <w:lsdException w:name="Table List 6" w:semiHidden="1" w:unhideWhenUsed="1"/>
+    <w:lsdException w:name="Table List 7" w:semiHidden="1" w:unhideWhenUsed="1"/>
+    <w:lsdException w:name="Table List 8" w:semiHidden="1" w:unhideWhenUsed="1"/>
+    <w:lsdException w:name="Table 3D effects 1" w:semiHidden="1" w:unhideWhenUsed="1"/>
+    <w:lsdException w:name="Table 3D effects 2" w:semiHidden="1" w:unhideWhenUsed="1"/>
+    <w:lsdException w:name="Table 3D effects 3" w:semiHidden="1" w:unhideWhenUsed="1"/>
+    <w:lsdException w:name="Table Contemporary" w:semiHidden="1" w:unhideWhenUsed="1"/>
+    <w:lsdException w:name="Table Elegant" w:semiHidden="1" w:unhideWhenUsed="1"/>
+    <w:lsdException w:name="Table Professional" w:semiHidden="1" w:unhideWhenUsed="1"/>
+    <w:lsdException w:name="Table Subtle 1" w:semiHidden="1" w:unhideWhenUsed="1"/>
+    <w:lsdException w:name="Table Subtle 2" w:semiHidden="1" w:unhideWhenUsed="1"/>
+    <w:lsdException w:name="Table Web 1" w:semiHidden="1" w:unhideWhenUsed="1"/>
+    <w:lsdException w:name="Table Web 2" w:semiHidden="1" w:unhideWhenUsed="1"/>
+    <w:lsdException w:name="Table Web 3" w:semiHidden="1" w:unhideWhenUsed="1"/>
+    <w:lsdException w:name="Balloon Text" w:semiHidden="1" w:unhideWhenUsed="1"/>
+    <w:lsdException w:name="Table Grid" w:uiPriority="39"/>
+    <w:lsdException w:name="Table Theme" w:semiHidden="1" w:unhideWhenUsed="1"/>
+    <w:lsdException w:name="Placeholder Text" w:semiHidden="1"/>
+    <w:lsdException w:name="No Spacing" w:uiPriority="1" w:qFormat="1"/>
+    <w:lsdException w:name="Light Shading" w:uiPriority="60"/>
+    <w:lsdException w:name="Light List" w:uiPriority="61"/>
+    <w:lsdException w:name="Light Grid" w:uiPriority="62"/>
+    <w:lsdException w:name="Medium Shading 1" w:uiPriority="63"/>
+    <w:lsdException w:name="Medium Shading 2" w:uiPriority="64"/>
+    <w:lsdException w:name="Medium List 1" w:uiPriority="65"/>
+    <w:lsdException w:name="Medium List 2" w:uiPriority="66"/>
+    <w:lsdException w:name="Medium Grid 1" w:uiPriority="67"/>
+    <w:lsdException w:name="Medium Grid 2" w:uiPriority="68"/>
+    <w:lsdException w:name="Medium Grid 3" w:uiPriority="69"/>
+    <w:lsdException w:name="Dark List" w:uiPriority="70"/>
+    <w:lsdException w:name="Colorful Shading" w:uiPriority="71"/>
+    <w:lsdException w:name="Colorful List" w:uiPriority="72"/>
+    <w:lsdException w:name="Colorful Grid" w:uiPriority="73"/>
+    <w:lsdException w:name="Light Shading Accent 1" w:uiPriority="60"/>
+    <w:lsdException w:name="Light List Accent 1" w:uiPriority="61"/>
+    <w:lsdException w:name="Light Grid Accent 1" w:uiPriority="62"/>
+    <w:lsdException w:name="Medium Shading 1 Accent 1" w:uiPriority="63"/>
+    <w:lsdException w:name="Medium Shading 2 Accent 1" w:uiPriority="64"/>
+    <w:lsdException w:name="Medium List 1 Accent 1" w:uiPriority="65"/>
+    <w:lsdException w:name="Revision" w:semiHidden="1"/>
+    <w:lsdException w:name="List Paragraph" w:uiPriority="34" w:qFormat="1"/>
+    <w:lsdException w:name="Quote" w:uiPriority="29" w:qFormat="1"/>
+    <w:lsdException w:name="Intense Quote" w:uiPriority="30" w:qFormat="1"/>
+    <w:lsdException w:name="Medium List 2 Accent 1" w:uiPriority="66"/>
+    <w:lsdException w:name="Medium Grid 1 Accent 1" w:uiPriority="67"/>
+    <w:lsdException w:name="Medium Grid 2 Accent 1" w:uiPriority="68"/>
+    <w:lsdException w:name="Medium Grid 3 Accent 1" w:uiPriority="69"/>
+    <w:lsdException w:name="Dark List Accent 1" w:uiPriority="70"/>
+    <w:lsdException w:name="Colorful Shading Accent 1" w:uiPriority="71"/>
+    <w:lsdException w:name="Colorful List Accent 1" w:uiPriority="72"/>
+    <w:lsdException w:name="Colorful Grid Accent 1" w:uiPriority="73"/>
+    <w:lsdException w:name="Light Shading Accent 2" w:uiPriority="60"/>
+    <w:lsdException w:name="Light List Accent 2" w:uiPriority="61"/>
+    <w:lsdException w:name="Light Grid Accent 2" w:uiPriority="62"/>
+    <w:lsdException w:name="Medium Shading 1 Accent 2" w:uiPriority="63"/>
+    <w:lsdException w:name="Medium Shading 2 Accent 2" w:uiPriority="64"/>
+    <w:lsdException w:name="Medium List 1 Accent 2" w:uiPriority="65"/>
+    <w:lsdException w:name="Medium List 2 Accent 2" w:uiPriority="66"/>
+    <w:lsdException w:name="Medium Grid 1 Accent 2" w:uiPriority="67"/>
+    <w:lsdException w:name="Medium Grid 2 Accent 2" w:uiPriority="68"/>
+    <w:lsdException w:name="Medium Grid 3 Accent 2" w:uiPriority="69"/>
+    <w:lsdException w:name="Dark List Accent 2" w:uiPriority="70"/>
+    <w:lsdException w:name="Colorful Shading Accent 2" w:uiPriority="71"/>
+    <w:lsdException w:name="Colorful List Accent 2" w:uiPriority="72"/>
+    <w:lsdException w:name="Colorful Grid Accent 2" w:uiPriority="73"/>
+    <w:lsdException w:name="Light Shading Accent 3" w:uiPriority="60"/>
+    <w:lsdException w:name="Light List Accent 3" w:uiPriority="61"/>
+    <w:lsdException w:name="Light Grid Accent 3" w:uiPriority="62"/>
+    <w:lsdException w:name="Medium Shading 1 Accent 3" w:uiPriority="63"/>
+    <w:lsdException w:name="Medium Shading 2 Accent 3" w:uiPriority="64"/>
+    <w:lsdException w:name="Medium List 1 Accent 3" w:uiPriority="65"/>
+    <w:lsdException w:name="Medium List 2 Accent 3" w:uiPriority="66"/>
+    <w:lsdException w:name="Medium Grid 1 Accent 3" w:uiPriority="67"/>
+    <w:lsdException w:name="Medium Grid 2 Accent 3" w:uiPriority="68"/>
+    <w:lsdException w:name="Medium Grid 3 Accent 3" w:uiPriority="69"/>
+    <w:lsdException w:name="Dark List Accent 3" w:uiPriority="70"/>
+    <w:lsdException w:name="Colorful Shading Accent 3" w:uiPriority="71"/>
+    <w:lsdException w:name="Colorful List Accent 3" w:uiPriority="72"/>
+    <w:lsdException w:name="Colorful Grid Accent 3" w:uiPriority="73"/>
+    <w:lsdException w:name="Light Shading Accent 4" w:uiPriority="60"/>
+    <w:lsdException w:name="Light List Accent 4" w:uiPriority="61"/>
+    <w:lsdException w:name="Light Grid Accent 4" w:uiPriority="62"/>
+    <w:lsdException w:name="Medium Shading 1 Accent 4" w:uiPriority="63"/>
+    <w:lsdException w:name="Medium Shading 2 Accent 4" w:uiPriority="64"/>
+    <w:lsdException w:name="Medium List 1 Accent 4" w:uiPriority="65"/>
+    <w:lsdException w:name="Medium List 2 Accent 4" w:uiPriority="66"/>
+    <w:lsdException w:name="Medium Grid 1 Accent 4" w:uiPriority="67"/>
+    <w:lsdException w:name="Medium Grid 2 Accent 4" w:uiPriority="68"/>
+    <w:lsdException w:name="Medium Grid 3 Accent 4" w:uiPriority="69"/>
+    <w:lsdException w:name="Dark List Accent 4" w:uiPriority="70"/>
+    <w:lsdException w:name="Colorful Shading Accent 4" w:uiPriority="71"/>
+    <w:lsdException w:name="Colorful List Accent 4" w:uiPriority="72"/>
+    <w:lsdException w:name="Colorful Grid Accent 4" w:uiPriority="73"/>
+    <w:lsdException w:name="Light Shading Accent 5" w:uiPriority="60"/>
+    <w:lsdException w:name="Light List Accent 5" w:uiPriority="61"/>
+    <w:lsdException w:name="Light Grid Accent 5" w:uiPriority="62"/>
+    <w:lsdException w:name="Medium Shading 1 Accent 5" w:uiPriority="63"/>
+    <w:lsdException w:name="Medium Shading 2 Accent 5" w:uiPriority="64"/>
+    <w:lsdException w:name="Medium List 1 Accent 5" w:uiPriority="65"/>
+    <w:lsdException w:name="Medium List 2 Accent 5" w:uiPriority="66"/>
+    <w:lsdException w:name="Medium Grid 1 Accent 5" w:uiPriority="67"/>
+    <w:lsdException w:name="Medium Grid 2 Accent 5" w:uiPriority="68"/>
+    <w:lsdException w:name="Medium Grid 3 Accent 5" w:uiPriority="69"/>
+    <w:lsdException w:name="Dark List Accent 5" w:uiPriority="70"/>
+    <w:lsdException w:name="Colorful Shading Accent 5" w:uiPriority="71"/>
+    <w:lsdException w:name="Colorful List Accent 5" w:uiPriority="72"/>
+    <w:lsdException w:name="Colorful Grid Accent 5" w:uiPriority="73"/>
+    <w:lsdException w:name="Light Shading Accent 6" w:uiPriority="60"/>
+    <w:lsdException w:name="Light List Accent 6" w:uiPriority="61"/>
+    <w:lsdException w:name="Light Grid Accent 6" w:uiPriority="62"/>
+    <w:lsdException w:name="Medium Shading 1 Accent 6" w:uiPriority="63"/>
+    <w:lsdException w:name="Medium Shading 2 Accent 6" w:uiPriority="64"/>
+    <w:lsdException w:name="Medium List 1 Accent 6" w:uiPriority="65"/>
+    <w:lsdException w:name="Medium List 2 Accent 6" w:uiPriority="66"/>
+    <w:lsdException w:name="Medium Grid 1 Accent 6" w:uiPriority="67"/>
+    <w:lsdException w:name="Medium Grid 2 Accent 6" w:uiPriority="68"/>
+    <w:lsdException w:name="Medium Grid 3 Accent 6" w:uiPriority="69"/>
+    <w:lsdException w:name="Dark List Accent 6" w:uiPriority="70"/>
+    <w:lsdException w:name="Colorful Shading Accent 6" w:uiPriority="71"/>
+    <w:lsdException w:name="Colorful List Accent 6" w:uiPriority="72"/>
+    <w:lsdException w:name="Colorful Grid Accent 6" w:uiPriority="73"/>
+    <w:lsdException w:name="Subtle Emphasis" w:uiPriority="19" w:qFormat="1"/>
+    <w:lsdException w:name="Intense Emphasis" w:uiPriority="21" w:qFormat="1"/>
+    <w:lsdException w:name="Subtle Reference" w:uiPriority="31" w:qFormat="1"/>
+    <w:lsdException w:name="Intense Reference" w:uiPriority="32" w:qFormat="1"/>
+    <w:lsdException w:name="Book Title" w:uiPriority="33" w:qFormat="1"/>
+    <w:lsdException w:name="Bibliography" w:semiHidden="1" w:uiPriority="37" w:unhideWhenUsed="1"/>
+    <w:lsdException w:name="TOC Heading" w:semiHidden="1" w:uiPriority="39" w:unhideWhenUsed="1" w:qFormat="1"/>
+    <w:lsdException w:name="Plain Table 1" w:uiPriority="41"/>
+    <w:lsdException w:name="Plain Table 2" w:uiPriority="42"/>
+    <w:lsdException w:name="Plain Table 3" w:uiPriority="43"/>
+    <w:lsdException w:name="Plain Table 4" w:uiPriority="44"/>
+    <w:lsdException w:name="Plain Table 5" w:uiPriority="45"/>
+    <w:lsdException w:name="Grid Table Light" w:uiPriority="40"/>
+    <w:lsdException w:name="Grid Table 1 Light" w:uiPriority="46"/>
+    <w:lsdException w:name="Grid Table 2" w:uiPriority="47"/>
+    <w:lsdException w:name="Grid Table 3" w:uiPriority="48"/>
+    <w:lsdException w:name="Grid Table 4" w:uiPriority="49"/>
+    <w:lsdException w:name="Grid Table 5 Dark" w:uiPriority="50"/>
+    <w:lsdException w:name="Grid Table 6 Colorful" w:uiPriority="51"/>
+    <w:lsdException w:name="Grid Table 7 Colorful" w:uiPriority="52"/>
+    <w:lsdException w:name="Grid Table 1 Light Accent 1" w:uiPriority="46"/>
+    <w:lsdException w:name="Grid Table 2 Accent 1" w:uiPriority="47"/>
+    <w:lsdException w:name="Grid Table 3 Accent 1" w:uiPriority="48"/>
+    <w:lsdException w:name="Grid Table 4 Accent 1" w:uiPriority="49"/>
+    <w:lsdException w:name="Grid Table 5 Dark Accent 1" w:uiPriority="50"/>
+    <w:lsdException w:name="Grid Table 6 Colorful Accent 1" w:uiPriority="51"/>
+    <w:lsdException w:name="Grid Table 7 Colorful Accent 1" w:uiPriority="52"/>
+    <w:lsdException w:name="Grid Table 1 Light Accent 2" w:uiPriority="46"/>
+    <w:lsdException w:name="Grid Table 2 Accent 2" w:uiPriority="47"/>
+    <w:lsdException w:name="Grid Table 3 Accent 2" w:uiPriority="48"/>
+    <w:lsdException w:name="Grid Table 4 Accent 2" w:uiPriority="49"/>
+    <w:lsdException w:name="Grid Table 5 Dark Accent 2" w:uiPriority="50"/>
+    <w:lsdException w:name="Grid Table 6 Colorful Accent 2" w:uiPriority="51"/>
+    <w:lsdException w:name="Grid Table 7 Colorful Accent 2" w:uiPriority="52"/>
+    <w:lsdException w:name="Grid Table 1 Light Accent 3" w:uiPriority="46"/>
+    <w:lsdException w:name="Grid Table 2 Accent 3" w:uiPriority="47"/>
+    <w:lsdException w:name="Grid Table 3 Accent 3" w:uiPriority="48"/>
+    <w:lsdException w:name="Grid Table 4 Accent 3" w:uiPriority="49"/>
+    <w:lsdException w:name="Grid Table 5 Dark Accent 3" w:uiPriority="50"/>
+    <w:lsdException w:name="Grid Table 6 Colorful Accent 3" w:uiPriority="51"/>
+    <w:lsdException w:name="Grid Table 7 Colorful Accent 3" w:uiPriority="52"/>
+    <w:lsdException w:name="Grid Table 1 Light Accent 4" w:uiPriority="46"/>
+    <w:lsdException w:name="Grid Table 2 Accent 4" w:uiPriority="47"/>
+    <w:lsdException w:name="Grid Table 3 Accent 4" w:uiPriority="48"/>
+    <w:lsdException w:name="Grid Table 4 Accent 4" w:uiPriority="49"/>
+    <w:lsdException w:name="Grid Table 5 Dark Accent 4" w:uiPriority="50"/>
+    <w:lsdException w:name="Grid Table 6 Colorful Accent 4" w:uiPriority="51"/>
+    <w:lsdException w:name="Grid Table 7 Colorful Accent 4" w:uiPriority="52"/>
+    <w:lsdException w:name="Grid Table 1 Light Accent 5" w:uiPriority="46"/>
+    <w:lsdException w:name="Grid Table 2 Accent 5" w:uiPriority="47"/>
+    <w:lsdException w:name="Grid Table 3 Accent 5" w:uiPriority="48"/>
+    <w:lsdException w:name="Grid Table 4 Accent 5" w:uiPriority="49"/>
+    <w:lsdException w:name="Grid Table 5 Dark Accent 5" w:uiPriority="50"/>
+    <w:lsdException w:name="Grid Table 6 Colorful Accent 5" w:uiPriority="51"/>
+    <w:lsdException w:name="Grid Table 7 Colorful Accent 5" w:uiPriority="52"/>
+    <w:lsdException w:name="Grid Table 1 Light Accent 6" w:uiPriority="46"/>
+    <w:lsdException w:name="Grid Table 2 Accent 6" w:uiPriority="47"/>
+    <w:lsdException w:name="Grid Table 3 Accent 6" w:uiPriority="48"/>
+    <w:lsdException w:name="Grid Table 4 Accent 6" w:uiPriority="49"/>
+    <w:lsdException w:name="Grid Table 5 Dark Accent 6" w:uiPriority="50"/>
+    <w:lsdException w:name="Grid Table 6 Colorful Accent 6" w:uiPriority="51"/>
+    <w:lsdException w:name="Grid Table 7 Colorful Accent 6" w:uiPriority="52"/>
+    <w:lsdException w:name="List Table 1 Light" w:uiPriority="46"/>
+    <w:lsdException w:name="List Table 2" w:uiPriority="47"/>
+    <w:lsdException w:name="List Table 3" w:uiPriority="48"/>
+    <w:lsdException w:name="List Table 4" w:uiPriority="49"/>
+    <w:lsdException w:name="List Table 5 Dark" w:uiPriority="50"/>
+    <w:lsdException w:name="List Table 6 Colorful" w:uiPriority="51"/>
+    <w:lsdException w:name="List Table 7 Colorful" w:uiPriority="52"/>
+    <w:lsdException w:name="List Table 1 Light Accent 1" w:uiPriority="46"/>
+    <w:lsdException w:name="List Table 2 Accent 1" w:uiPriority="47"/>
+    <w:lsdException w:name="List Table 3 Accent 1" w:uiPriority="48"/>
+    <w:lsdException w:name="List Table 4 Accent 1" w:uiPriority="49"/>
+    <w:lsdException w:name="List Table 5 Dark Accent 1" w:uiPriority="50"/>
+    <w:lsdException w:name="List Table 6 Colorful Accent 1" w:uiPriority="51"/>
+    <w:lsdException w:name="List Table 7 Colorful Accent 1" w:uiPriority="52"/>
+    <w:lsdException w:name="List Table 1 Light Accent 2" w:uiPriority="46"/>
+    <w:lsdException w:name="List Table 2 Accent 2" w:uiPriority="47"/>
+    <w:lsdException w:name="List Table 3 Accent 2" w:uiPriority="48"/>
+    <w:lsdException w:name="List Table 4 Accent 2" w:uiPriority="49"/>
+    <w:lsdException w:name="List Table 5 Dark Accent 2" w:uiPriority="50"/>
+    <w:lsdException w:name="List Table 6 Colorful Accent 2" w:uiPriority="51"/>
+    <w:lsdException w:name="List Table 7 Colorful Accent 2" w:uiPriority="52"/>
+    <w:lsdException w:name="List Table 1 Light Accent 3" w:uiPriority="46"/>
+    <w:lsdException w:name="List Table 2 Accent 3" w:uiPriority="47"/>
+    <w:lsdException w:name="List Table 3 Accent 3" w:uiPriority="48"/>
+    <w:lsdException w:name="List Table 4 Accent 3" w:uiPriority="49"/>
+    <w:lsdException w:name="List Table 5 Dark Accent 3" w:uiPriority="50"/>
+    <w:lsdException w:name="List Table 6 Colorful Accent 3" w:uiPriority="51"/>
+    <w:lsdException w:name="List Table 7 Colorful Accent 3" w:uiPriority="52"/>
+    <w:lsdException w:name="List Table 1 Light Accent 4" w:uiPriority="46"/>
+    <w:lsdException w:name="List Table 2 Accent 4" w:uiPriority="47"/>
+    <w:lsdException w:name="List Table 3 Accent 4" w:uiPriority="48"/>
+    <w:lsdException w:name="List Table 4 Accent 4" w:uiPriority="49"/>
+    <w:lsdException w:name="List Table 5 Dark Accent 4" w:uiPriority="50"/>
+    <w:lsdException w:name="List Table 6 Colorful Accent 4" w:uiPriority="51"/>
+    <w:lsdException w:name="List Table 7 Colorful Accent 4" w:uiPriority="52"/>
+    <w:lsdException w:name="List Table 1 Light Accent 5" w:uiPriority="46"/>
+    <w:lsdException w:name="List Table 2 Accent 5" w:uiPriority="47"/>
+    <w:lsdException w:name="List Table 3 Accent 5" w:uiPriority="48"/>
+    <w:lsdException w:name="List Table 4 Accent 5" w:uiPriority="49"/>
+    <w:lsdException w:name="List Table 5 Dark Accent 5" w:uiPriority="50"/>
+    <w:lsdException w:name="List Table 6 Colorful Accent 5" w:uiPriority="51"/>
+    <w:lsdException w:name="List Table 7 Colorful Accent 5" w:uiPriority="52"/>
+    <w:lsdException w:name="List Table 1 Light Accent 6" w:uiPriority="46"/>
+    <w:lsdException w:name="List Table 2 Accent 6" w:uiPriority="47"/>
+    <w:lsdException w:name="List Table 3 Accent 6" w:uiPriority="48"/>
+    <w:lsdException w:name="List Table 4 Accent 6" w:uiPriority="49"/>
+    <w:lsdException w:name="List Table 5 Dark Accent 6" w:uiPriority="50"/>
+    <w:lsdException w:name="List Table 6 Colorful Accent 6" w:uiPriority="51"/>
+    <w:lsdException w:name="List Table 7 Colorful Accent 6" w:uiPriority="52"/>
+    <w:lsdException w:name="Mention" w:semiHidden="1" w:unhideWhenUsed="1"/>
+    <w:lsdException w:name="Smart Hyperlink" w:semiHidden="1" w:unhideWhenUsed="1"/>
+    <w:lsdException w:name="Hashtag" w:semiHidden="1" w:unhideWhenUsed="1"/>
+    <w:lsdException w:name="Unresolved Mention" w:semiHidden="1" w:unhideWhenUsed="1"/>
+    <w:lsdException w:name="Smart Link" w:semiHidden="1" w:unhideWhenUsed="1"/>
+  </w:latentStyles>
+  <w:style w:type="paragraph" w:default="1" w:styleId="Normal">
+    <w:name w:val="Normal"/>
     <w:qFormat/>
-    <w:rPr>
-      <w:sz w:val="56"/>
-      <w:szCs w:val="56"/>
-    </w:rPr>
   </w:style>
   <w:style w:type="paragraph" w:styleId="Heading1">
-    <w:name w:val="Heading 1"/>
-    <w:basedOn w:val="Normal"/>
-    <w:next w:val="Normal"/>
+    <w:name w:val="heading 1"/>
+    <w:uiPriority w:val="9"/>
     <w:qFormat/>
+    <w:pPr>
+      <w:outlineLvl w:val="0"/>
+    </w:pPr>
     <w:rPr>
       <w:color w:val="2E74B5"/>
       <w:sz w:val="32"/>
@@ -752,10 +1481,13 @@
     </w:rPr>
   </w:style>
   <w:style w:type="paragraph" w:styleId="Heading2">
-    <w:name w:val="Heading 2"/>
-    <w:basedOn w:val="Normal"/>
-    <w:next w:val="Normal"/>
+    <w:name w:val="heading 2"/>
+    <w:uiPriority w:val="9"/>
+    <w:unhideWhenUsed/>
     <w:qFormat/>
+    <w:pPr>
+      <w:outlineLvl w:val="1"/>
+    </w:pPr>
     <w:rPr>
       <w:color w:val="2E74B5"/>
       <w:sz w:val="26"/>
@@ -763,10 +1495,13 @@
     </w:rPr>
   </w:style>
   <w:style w:type="paragraph" w:styleId="Heading3">
-    <w:name w:val="Heading 3"/>
-    <w:basedOn w:val="Normal"/>
-    <w:next w:val="Normal"/>
+    <w:name w:val="heading 3"/>
+    <w:uiPriority w:val="9"/>
+    <w:unhideWhenUsed/>
     <w:qFormat/>
+    <w:pPr>
+      <w:outlineLvl w:val="2"/>
+    </w:pPr>
     <w:rPr>
       <w:color w:val="1F4D78"/>
       <w:sz w:val="24"/>
@@ -774,10 +1509,14 @@
     </w:rPr>
   </w:style>
   <w:style w:type="paragraph" w:styleId="Heading4">
-    <w:name w:val="Heading 4"/>
-    <w:basedOn w:val="Normal"/>
-    <w:next w:val="Normal"/>
+    <w:name w:val="heading 4"/>
+    <w:uiPriority w:val="9"/>
+    <w:semiHidden/>
+    <w:unhideWhenUsed/>
     <w:qFormat/>
+    <w:pPr>
+      <w:outlineLvl w:val="3"/>
+    </w:pPr>
     <w:rPr>
       <w:i/>
       <w:iCs/>
@@ -785,27 +1524,69 @@
     </w:rPr>
   </w:style>
   <w:style w:type="paragraph" w:styleId="Heading5">
-    <w:name w:val="Heading 5"/>
-    <w:basedOn w:val="Normal"/>
-    <w:next w:val="Normal"/>
+    <w:name w:val="heading 5"/>
+    <w:uiPriority w:val="9"/>
+    <w:semiHidden/>
+    <w:unhideWhenUsed/>
     <w:qFormat/>
+    <w:pPr>
+      <w:outlineLvl w:val="4"/>
+    </w:pPr>
     <w:rPr>
       <w:color w:val="2E74B5"/>
     </w:rPr>
   </w:style>
   <w:style w:type="paragraph" w:styleId="Heading6">
-    <w:name w:val="Heading 6"/>
-    <w:basedOn w:val="Normal"/>
-    <w:next w:val="Normal"/>
+    <w:name w:val="heading 6"/>
+    <w:uiPriority w:val="9"/>
+    <w:semiHidden/>
+    <w:unhideWhenUsed/>
     <w:qFormat/>
+    <w:pPr>
+      <w:outlineLvl w:val="5"/>
+    </w:pPr>
     <w:rPr>
       <w:color w:val="1F4D78"/>
     </w:rPr>
   </w:style>
-  <w:style w:type="paragraph" w:styleId="Strong">
-    <w:name w:val="Strong"/>
-    <w:basedOn w:val="Normal"/>
-    <w:next w:val="Normal"/>
+  <w:style w:type="character" w:default="1" w:styleId="DefaultParagraphFont">
+    <w:name w:val="Default Paragraph Font"/>
+    <w:uiPriority w:val="1"/>
+    <w:semiHidden/>
+    <w:unhideWhenUsed/>
+  </w:style>
+  <w:style w:type="table" w:default="1" w:styleId="TableNormal">
+    <w:name w:val="Normal Table"/>
+    <w:uiPriority w:val="99"/>
+    <w:semiHidden/>
+    <w:unhideWhenUsed/>
+    <w:tblPr>
+      <w:tblInd w:w="0" w:type="dxa"/>
+      <w:tblCellMar>
+        <w:top w:w="0" w:type="dxa"/>
+        <w:left w:w="108" w:type="dxa"/>
+        <w:bottom w:w="0" w:type="dxa"/>
+        <w:right w:w="108" w:type="dxa"/>
+      </w:tblCellMar>
+    </w:tblPr>
+  </w:style>
+  <w:style w:type="numbering" w:default="1" w:styleId="NoList">
+    <w:name w:val="No List"/>
+    <w:uiPriority w:val="99"/>
+    <w:semiHidden/>
+    <w:unhideWhenUsed/>
+  </w:style>
+  <w:style w:type="paragraph" w:styleId="Title">
+    <w:name w:val="Title"/>
+    <w:uiPriority w:val="10"/>
+    <w:qFormat/>
+    <w:rPr>
+      <w:sz w:val="56"/>
+      <w:szCs w:val="56"/>
+    </w:rPr>
+  </w:style>
+  <w:style w:type="paragraph" w:customStyle="1" w:styleId="Strong1">
+    <w:name w:val="Strong1"/>
     <w:qFormat/>
     <w:rPr>
       <w:b/>
@@ -814,12 +1595,10 @@
   </w:style>
   <w:style w:type="paragraph" w:styleId="ListParagraph">
     <w:name w:val="List Paragraph"/>
-    <w:basedOn w:val="Normal"/>
     <w:qFormat/>
   </w:style>
   <w:style w:type="character" w:styleId="Hyperlink">
     <w:name w:val="Hyperlink"/>
-    <w:basedOn w:val="DefaultParagraphFont"/>
     <w:uiPriority w:val="99"/>
     <w:unhideWhenUsed/>
     <w:rPr>
@@ -829,7 +1608,6 @@
   </w:style>
   <w:style w:type="character" w:styleId="FootnoteReference">
     <w:name w:val="footnote reference"/>
-    <w:basedOn w:val="DefaultParagraphFont"/>
     <w:uiPriority w:val="99"/>
     <w:semiHidden/>
     <w:unhideWhenUsed/>
@@ -839,22 +1617,13 @@
   </w:style>
   <w:style w:type="paragraph" w:styleId="FootnoteText">
     <w:name w:val="footnote text"/>
-    <w:basedOn w:val="Normal"/>
     <w:link w:val="FootnoteTextChar"/>
     <w:uiPriority w:val="99"/>
     <w:semiHidden/>
     <w:unhideWhenUsed/>
-    <w:pPr>
-      <w:spacing w:after="0" w:line="240" w:lineRule="auto"/>
-    </w:pPr>
-    <w:rPr>
-      <w:sz w:val="20"/>
-      <w:szCs w:val="20"/>
-    </w:rPr>
   </w:style>
-  <w:style w:type="character" w:styleId="FootnoteTextChar">
+  <w:style w:type="character" w:customStyle="1" w:styleId="FootnoteTextChar">
     <w:name w:val="Footnote Text Char"/>
-    <w:basedOn w:val="DefaultParagraphFont"/>
     <w:link w:val="FootnoteText"/>
     <w:uiPriority w:val="99"/>
     <w:semiHidden/>
@@ -864,5 +1633,341 @@
       <w:szCs w:val="20"/>
     </w:rPr>
   </w:style>
+  <w:style w:type="paragraph" w:styleId="Footer">
+    <w:name w:val="footer"/>
+    <w:basedOn w:val="Normal"/>
+    <w:link w:val="FooterChar"/>
+    <w:uiPriority w:val="99"/>
+    <w:unhideWhenUsed/>
+    <w:rsid w:val="0058355F"/>
+    <w:pPr>
+      <w:tabs>
+        <w:tab w:val="center" w:pos="4680"/>
+        <w:tab w:val="right" w:pos="9360"/>
+      </w:tabs>
+    </w:pPr>
+  </w:style>
+  <w:style w:type="character" w:customStyle="1" w:styleId="FooterChar">
+    <w:name w:val="Footer Char"/>
+    <w:basedOn w:val="DefaultParagraphFont"/>
+    <w:link w:val="Footer"/>
+    <w:uiPriority w:val="99"/>
+    <w:rsid w:val="0058355F"/>
+  </w:style>
 </w:styles>
+</file>
+
+<file path=word/theme/theme1.xml><?xml version="1.0" encoding="utf-8"?>
+<a:theme xmlns:a="http://schemas.openxmlformats.org/drawingml/2006/main" name="Office Theme">
+  <a:themeElements>
+    <a:clrScheme name="Office">
+      <a:dk1>
+        <a:sysClr val="windowText" lastClr="000000"/>
+      </a:dk1>
+      <a:lt1>
+        <a:sysClr val="window" lastClr="FFFFFF"/>
+      </a:lt1>
+      <a:dk2>
+        <a:srgbClr val="0E2841"/>
+      </a:dk2>
+      <a:lt2>
+        <a:srgbClr val="E8E8E8"/>
+      </a:lt2>
+      <a:accent1>
+        <a:srgbClr val="156082"/>
+      </a:accent1>
+      <a:accent2>
+        <a:srgbClr val="E97132"/>
+      </a:accent2>
+      <a:accent3>
+        <a:srgbClr val="196B24"/>
+      </a:accent3>
+      <a:accent4>
+        <a:srgbClr val="0F9ED5"/>
+      </a:accent4>
+      <a:accent5>
+        <a:srgbClr val="A02B93"/>
+      </a:accent5>
+      <a:accent6>
+        <a:srgbClr val="4EA72E"/>
+      </a:accent6>
+      <a:hlink>
+        <a:srgbClr val="467886"/>
+      </a:hlink>
+      <a:folHlink>
+        <a:srgbClr val="96607D"/>
+      </a:folHlink>
+    </a:clrScheme>
+    <a:fontScheme name="Office">
+      <a:majorFont>
+        <a:latin typeface="Aptos Display" panose="02110004020202020204"/>
+        <a:ea typeface=""/>
+        <a:cs typeface=""/>
+        <a:font script="Jpan" typeface="游ゴシック Light"/>
+        <a:font script="Hang" typeface="맑은 고딕"/>
+        <a:font script="Hans" typeface="等线 Light"/>
+        <a:font script="Hant" typeface="新細明體"/>
+        <a:font script="Arab" typeface="Times New Roman"/>
+        <a:font script="Hebr" typeface="Times New Roman"/>
+        <a:font script="Thai" typeface="Angsana New"/>
+        <a:font script="Ethi" typeface="Nyala"/>
+        <a:font script="Beng" typeface="Vrinda"/>
+        <a:font script="Gujr" typeface="Shruti"/>
+        <a:font script="Khmr" typeface="MoolBoran"/>
+        <a:font script="Knda" typeface="Tunga"/>
+        <a:font script="Guru" typeface="Raavi"/>
+        <a:font script="Cans" typeface="Euphemia"/>
+        <a:font script="Cher" typeface="Plantagenet Cherokee"/>
+        <a:font script="Yiii" typeface="Microsoft Yi Baiti"/>
+        <a:font script="Tibt" typeface="Microsoft Himalaya"/>
+        <a:font script="Thaa" typeface="MV Boli"/>
+        <a:font script="Deva" typeface="Mangal"/>
+        <a:font script="Telu" typeface="Gautami"/>
+        <a:font script="Taml" typeface="Latha"/>
+        <a:font script="Syrc" typeface="Estrangelo Edessa"/>
+        <a:font script="Orya" typeface="Kalinga"/>
+        <a:font script="Mlym" typeface="Kartika"/>
+        <a:font script="Laoo" typeface="DokChampa"/>
+        <a:font script="Sinh" typeface="Iskoola Pota"/>
+        <a:font script="Mong" typeface="Mongolian Baiti"/>
+        <a:font script="Viet" typeface="Times New Roman"/>
+        <a:font script="Uigh" typeface="Microsoft Uighur"/>
+        <a:font script="Geor" typeface="Sylfaen"/>
+        <a:font script="Armn" typeface="Arial"/>
+        <a:font script="Bugi" typeface="Leelawadee UI"/>
+        <a:font script="Bopo" typeface="Microsoft JhengHei"/>
+        <a:font script="Java" typeface="Javanese Text"/>
+        <a:font script="Lisu" typeface="Segoe UI"/>
+        <a:font script="Mymr" typeface="Myanmar Text"/>
+        <a:font script="Nkoo" typeface="Ebrima"/>
+        <a:font script="Olck" typeface="Nirmala UI"/>
+        <a:font script="Osma" typeface="Ebrima"/>
+        <a:font script="Phag" typeface="Phagspa"/>
+        <a:font script="Syrn" typeface="Estrangelo Edessa"/>
+        <a:font script="Syrj" typeface="Estrangelo Edessa"/>
+        <a:font script="Syre" typeface="Estrangelo Edessa"/>
+        <a:font script="Sora" typeface="Nirmala UI"/>
+        <a:font script="Tale" typeface="Microsoft Tai Le"/>
+        <a:font script="Talu" typeface="Microsoft New Tai Lue"/>
+        <a:font script="Tfng" typeface="Ebrima"/>
+      </a:majorFont>
+      <a:minorFont>
+        <a:latin typeface="Aptos" panose="02110004020202020204"/>
+        <a:ea typeface=""/>
+        <a:cs typeface=""/>
+        <a:font script="Jpan" typeface="游明朝"/>
+        <a:font script="Hang" typeface="맑은 고딕"/>
+        <a:font script="Hans" typeface="等线"/>
+        <a:font script="Hant" typeface="新細明體"/>
+        <a:font script="Arab" typeface="Arial"/>
+        <a:font script="Hebr" typeface="Arial"/>
+        <a:font script="Thai" typeface="Cordia New"/>
+        <a:font script="Ethi" typeface="Nyala"/>
+        <a:font script="Beng" typeface="Vrinda"/>
+        <a:font script="Gujr" typeface="Shruti"/>
+        <a:font script="Khmr" typeface="DaunPenh"/>
+        <a:font script="Knda" typeface="Tunga"/>
+        <a:font script="Guru" typeface="Raavi"/>
+        <a:font script="Cans" typeface="Euphemia"/>
+        <a:font script="Cher" typeface="Plantagenet Cherokee"/>
+        <a:font script="Yiii" typeface="Microsoft Yi Baiti"/>
+        <a:font script="Tibt" typeface="Microsoft Himalaya"/>
+        <a:font script="Thaa" typeface="MV Boli"/>
+        <a:font script="Deva" typeface="Mangal"/>
+        <a:font script="Telu" typeface="Gautami"/>
+        <a:font script="Taml" typeface="Latha"/>
+        <a:font script="Syrc" typeface="Estrangelo Edessa"/>
+        <a:font script="Orya" typeface="Kalinga"/>
+        <a:font script="Mlym" typeface="Kartika"/>
+        <a:font script="Laoo" typeface="DokChampa"/>
+        <a:font script="Sinh" typeface="Iskoola Pota"/>
+        <a:font script="Mong" typeface="Mongolian Baiti"/>
+        <a:font script="Viet" typeface="Arial"/>
+        <a:font script="Uigh" typeface="Microsoft Uighur"/>
+        <a:font script="Geor" typeface="Sylfaen"/>
+        <a:font script="Armn" typeface="Arial"/>
+        <a:font script="Bugi" typeface="Leelawadee UI"/>
+        <a:font script="Bopo" typeface="Microsoft JhengHei"/>
+        <a:font script="Java" typeface="Javanese Text"/>
+        <a:font script="Lisu" typeface="Segoe UI"/>
+        <a:font script="Mymr" typeface="Myanmar Text"/>
+        <a:font script="Nkoo" typeface="Ebrima"/>
+        <a:font script="Olck" typeface="Nirmala UI"/>
+        <a:font script="Osma" typeface="Ebrima"/>
+        <a:font script="Phag" typeface="Phagspa"/>
+        <a:font script="Syrn" typeface="Estrangelo Edessa"/>
+        <a:font script="Syrj" typeface="Estrangelo Edessa"/>
+        <a:font script="Syre" typeface="Estrangelo Edessa"/>
+        <a:font script="Sora" typeface="Nirmala UI"/>
+        <a:font script="Tale" typeface="Microsoft Tai Le"/>
+        <a:font script="Talu" typeface="Microsoft New Tai Lue"/>
+        <a:font script="Tfng" typeface="Ebrima"/>
+      </a:minorFont>
+    </a:fontScheme>
+    <a:fmtScheme name="Office">
+      <a:fillStyleLst>
+        <a:solidFill>
+          <a:schemeClr val="phClr"/>
+        </a:solidFill>
+        <a:gradFill rotWithShape="1">
+          <a:gsLst>
+            <a:gs pos="0">
+              <a:schemeClr val="phClr">
+                <a:lumMod val="110000"/>
+                <a:satMod val="105000"/>
+                <a:tint val="67000"/>
+              </a:schemeClr>
+            </a:gs>
+            <a:gs pos="50000">
+              <a:schemeClr val="phClr">
+                <a:lumMod val="105000"/>
+                <a:satMod val="103000"/>
+                <a:tint val="73000"/>
+              </a:schemeClr>
+            </a:gs>
+            <a:gs pos="100000">
+              <a:schemeClr val="phClr">
+                <a:lumMod val="105000"/>
+                <a:satMod val="109000"/>
+                <a:tint val="81000"/>
+              </a:schemeClr>
+            </a:gs>
+          </a:gsLst>
+          <a:lin ang="5400000" scaled="0"/>
+        </a:gradFill>
+        <a:gradFill rotWithShape="1">
+          <a:gsLst>
+            <a:gs pos="0">
+              <a:schemeClr val="phClr">
+                <a:satMod val="103000"/>
+                <a:lumMod val="102000"/>
+                <a:tint val="94000"/>
+              </a:schemeClr>
+            </a:gs>
+            <a:gs pos="50000">
+              <a:schemeClr val="phClr">
+                <a:satMod val="110000"/>
+                <a:lumMod val="100000"/>
+                <a:shade val="100000"/>
+              </a:schemeClr>
+            </a:gs>
+            <a:gs pos="100000">
+              <a:schemeClr val="phClr">
+                <a:lumMod val="99000"/>
+                <a:satMod val="120000"/>
+                <a:shade val="78000"/>
+              </a:schemeClr>
+            </a:gs>
+          </a:gsLst>
+          <a:lin ang="5400000" scaled="0"/>
+        </a:gradFill>
+      </a:fillStyleLst>
+      <a:lnStyleLst>
+        <a:ln w="12700" cap="flat" cmpd="sng" algn="ctr">
+          <a:solidFill>
+            <a:schemeClr val="phClr"/>
+          </a:solidFill>
+          <a:prstDash val="solid"/>
+          <a:miter lim="800000"/>
+        </a:ln>
+        <a:ln w="19050" cap="flat" cmpd="sng" algn="ctr">
+          <a:solidFill>
+            <a:schemeClr val="phClr"/>
+          </a:solidFill>
+          <a:prstDash val="solid"/>
+          <a:miter lim="800000"/>
+        </a:ln>
+        <a:ln w="25400" cap="flat" cmpd="sng" algn="ctr">
+          <a:solidFill>
+            <a:schemeClr val="phClr"/>
+          </a:solidFill>
+          <a:prstDash val="solid"/>
+          <a:miter lim="800000"/>
+        </a:ln>
+      </a:lnStyleLst>
+      <a:effectStyleLst>
+        <a:effectStyle>
+          <a:effectLst/>
+        </a:effectStyle>
+        <a:effectStyle>
+          <a:effectLst/>
+        </a:effectStyle>
+        <a:effectStyle>
+          <a:effectLst>
+            <a:outerShdw blurRad="57150" dist="19050" dir="5400000" algn="ctr" rotWithShape="0">
+              <a:srgbClr val="000000">
+                <a:alpha val="63000"/>
+              </a:srgbClr>
+            </a:outerShdw>
+          </a:effectLst>
+        </a:effectStyle>
+      </a:effectStyleLst>
+      <a:bgFillStyleLst>
+        <a:solidFill>
+          <a:schemeClr val="phClr"/>
+        </a:solidFill>
+        <a:solidFill>
+          <a:schemeClr val="phClr">
+            <a:tint val="95000"/>
+            <a:satMod val="170000"/>
+          </a:schemeClr>
+        </a:solidFill>
+        <a:gradFill rotWithShape="1">
+          <a:gsLst>
+            <a:gs pos="0">
+              <a:schemeClr val="phClr">
+                <a:tint val="93000"/>
+                <a:satMod val="150000"/>
+                <a:shade val="98000"/>
+                <a:lumMod val="102000"/>
+              </a:schemeClr>
+            </a:gs>
+            <a:gs pos="50000">
+              <a:schemeClr val="phClr">
+                <a:tint val="98000"/>
+                <a:satMod val="130000"/>
+                <a:shade val="90000"/>
+                <a:lumMod val="103000"/>
+              </a:schemeClr>
+            </a:gs>
+            <a:gs pos="100000">
+              <a:schemeClr val="phClr">
+                <a:shade val="63000"/>
+                <a:satMod val="120000"/>
+              </a:schemeClr>
+            </a:gs>
+          </a:gsLst>
+          <a:lin ang="5400000" scaled="0"/>
+        </a:gradFill>
+      </a:bgFillStyleLst>
+    </a:fmtScheme>
+  </a:themeElements>
+  <a:objectDefaults>
+    <a:lnDef>
+      <a:spPr/>
+      <a:bodyPr/>
+      <a:lstStyle/>
+      <a:style>
+        <a:lnRef idx="2">
+          <a:schemeClr val="accent1"/>
+        </a:lnRef>
+        <a:fillRef idx="0">
+          <a:schemeClr val="accent1"/>
+        </a:fillRef>
+        <a:effectRef idx="1">
+          <a:schemeClr val="accent1"/>
+        </a:effectRef>
+        <a:fontRef idx="minor">
+          <a:schemeClr val="tx1"/>
+        </a:fontRef>
+      </a:style>
+    </a:lnDef>
+  </a:objectDefaults>
+  <a:extraClrSchemeLst/>
+  <a:extLst>
+    <a:ext uri="{05A4C25C-085E-4340-85A3-A5531E510DB2}">
+      <thm15:themeFamily xmlns:thm15="http://schemas.microsoft.com/office/thememl/2012/main" name="Office Theme" id="{2E142A2C-CD16-42D6-873A-C26D2A0506FA}" vid="{1BDDFF52-6CD6-40A5-AB3C-68EB2F1E4D0A}"/>
+    </a:ext>
+  </a:extLst>
+</a:theme>
 </file>